--- a/Reporte.docx
+++ b/Reporte.docx
@@ -17,6 +17,9 @@
     </w:p>
     <w:p>
       <w:r>
+        <w:rPr>
+          <w:noProof/>
+        </w:rPr>
         <w:drawing>
           <wp:anchor distT="0" distB="0" distL="114300" distR="114300" simplePos="0" relativeHeight="251658240" behindDoc="0" locked="0" layoutInCell="1" allowOverlap="1" wp14:anchorId="7DC4A3B5" wp14:editId="674954F2">
             <wp:simplePos x="0" y="0"/>
@@ -99,7 +102,7 @@
     <w:p/>
     <w:p>
       <w:pPr>
-        <w:pStyle w:val="Prrafodelista"/>
+        <w:pStyle w:val="ListParagraph"/>
         <w:numPr>
           <w:ilvl w:val="0"/>
           <w:numId w:val="1"/>
@@ -112,7 +115,7 @@
     </w:p>
     <w:p>
       <w:pPr>
-        <w:pStyle w:val="Prrafodelista"/>
+        <w:pStyle w:val="ListParagraph"/>
         <w:numPr>
           <w:ilvl w:val="0"/>
           <w:numId w:val="1"/>
@@ -133,7 +136,7 @@
     </w:p>
     <w:p>
       <w:pPr>
-        <w:pStyle w:val="Prrafodelista"/>
+        <w:pStyle w:val="ListParagraph"/>
         <w:numPr>
           <w:ilvl w:val="0"/>
           <w:numId w:val="1"/>
@@ -197,7 +200,7 @@
     </w:p>
     <w:p>
       <w:pPr>
-        <w:pStyle w:val="Prrafodelista"/>
+        <w:pStyle w:val="ListParagraph"/>
         <w:numPr>
           <w:ilvl w:val="0"/>
           <w:numId w:val="1"/>
@@ -217,6 +220,1411 @@
       </w:r>
       <w:r>
         <w:t>pian, ya que vienen en forma de texto, se extrae el contenido numérico que corresponde a los segundos de ejecución y se convierte en un float.</w:t>
+      </w:r>
+    </w:p>
+    <w:p/>
+    <w:p>
+      <w:r>
+        <w:br w:type="page"/>
+      </w:r>
+    </w:p>
+    <w:p>
+      <w:r>
+        <w:lastRenderedPageBreak/>
+        <w:t>Introducción</w:t>
+      </w:r>
+    </w:p>
+    <w:p>
+      <w:r>
+        <w:t xml:space="preserve">En este documento se analiza el rendimiento de distintos algoritmos de ordenamiento utilizando la herramienta de </w:t>
+      </w:r>
+      <w:proofErr w:type="spellStart"/>
+      <w:r>
+        <w:t>profiling</w:t>
+      </w:r>
+      <w:proofErr w:type="spellEnd"/>
+      <w:r>
+        <w:t xml:space="preserve"> </w:t>
+      </w:r>
+      <w:r>
+        <w:t>(</w:t>
+      </w:r>
+      <w:proofErr w:type="spellStart"/>
+      <w:r>
+        <w:t>cProfile</w:t>
+      </w:r>
+      <w:proofErr w:type="spellEnd"/>
+      <w:r>
+        <w:t>.</w:t>
+      </w:r>
+      <w:r>
+        <w:t>)</w:t>
+      </w:r>
+      <w:r>
+        <w:t xml:space="preserve"> Se detalla cómo se aplicó el </w:t>
+      </w:r>
+      <w:proofErr w:type="spellStart"/>
+      <w:r>
+        <w:t>profiler</w:t>
+      </w:r>
+      <w:proofErr w:type="spellEnd"/>
+      <w:r>
+        <w:t>, los resultados obtenidos y la comparación gráfica de los tiempos de ejecución.</w:t>
+      </w:r>
+    </w:p>
+    <w:p>
+      <w:proofErr w:type="spellStart"/>
+      <w:r>
+        <w:t>Profiler</w:t>
+      </w:r>
+      <w:proofErr w:type="spellEnd"/>
+      <w:r>
+        <w:t xml:space="preserve"> Utilizado</w:t>
+      </w:r>
+    </w:p>
+    <w:p/>
+    <w:p>
+      <w:r>
+        <w:t xml:space="preserve">Se utilizó </w:t>
+      </w:r>
+      <w:proofErr w:type="spellStart"/>
+      <w:r>
+        <w:t>cProfile</w:t>
+      </w:r>
+      <w:proofErr w:type="spellEnd"/>
+      <w:r>
+        <w:t>, una herramienta incorporada en Python que permite analizar el rendimiento del código al medir el tiempo de ejecución de cada función y el número de llamadas realizadas.</w:t>
+      </w:r>
+    </w:p>
+    <w:p>
+      <w:r>
+        <w:t xml:space="preserve">Para procesar y visualizar los resultados, se utilizó </w:t>
+      </w:r>
+      <w:proofErr w:type="spellStart"/>
+      <w:r>
+        <w:t>pstats</w:t>
+      </w:r>
+      <w:proofErr w:type="spellEnd"/>
+      <w:r>
+        <w:t xml:space="preserve">, que facilita la organización de los datos obtenidos con </w:t>
+      </w:r>
+      <w:proofErr w:type="spellStart"/>
+      <w:r>
+        <w:t>cProfile</w:t>
+      </w:r>
+      <w:proofErr w:type="spellEnd"/>
+      <w:r>
+        <w:t>.</w:t>
+      </w:r>
+    </w:p>
+    <w:p>
+      <w:pPr>
+        <w:rPr>
+          <w:b/>
+          <w:bCs/>
+        </w:rPr>
+      </w:pPr>
+      <w:r>
+        <w:rPr>
+          <w:b/>
+          <w:bCs/>
+        </w:rPr>
+        <w:t>implementación</w:t>
+      </w:r>
+      <w:r>
+        <w:rPr>
+          <w:b/>
+          <w:bCs/>
+        </w:rPr>
+        <w:t xml:space="preserve"> del </w:t>
+      </w:r>
+      <w:proofErr w:type="spellStart"/>
+      <w:r>
+        <w:rPr>
+          <w:b/>
+          <w:bCs/>
+        </w:rPr>
+        <w:t>Profiler</w:t>
+      </w:r>
+      <w:proofErr w:type="spellEnd"/>
+    </w:p>
+    <w:p>
+      <w:r>
+        <w:t xml:space="preserve">El </w:t>
+      </w:r>
+      <w:proofErr w:type="spellStart"/>
+      <w:r>
+        <w:t>profiler</w:t>
+      </w:r>
+      <w:proofErr w:type="spellEnd"/>
+      <w:r>
+        <w:t xml:space="preserve"> se aplicó a los siguientes algoritmos de ordenamiento:</w:t>
+      </w:r>
+    </w:p>
+    <w:p>
+      <w:pPr>
+        <w:numPr>
+          <w:ilvl w:val="0"/>
+          <w:numId w:val="2"/>
+        </w:numPr>
+      </w:pPr>
+      <w:proofErr w:type="spellStart"/>
+      <w:r>
+        <w:t>Insertion</w:t>
+      </w:r>
+      <w:proofErr w:type="spellEnd"/>
+      <w:r>
+        <w:t xml:space="preserve"> </w:t>
+      </w:r>
+      <w:proofErr w:type="spellStart"/>
+      <w:r>
+        <w:t>Sort</w:t>
+      </w:r>
+      <w:proofErr w:type="spellEnd"/>
+    </w:p>
+    <w:p>
+      <w:pPr>
+        <w:numPr>
+          <w:ilvl w:val="0"/>
+          <w:numId w:val="2"/>
+        </w:numPr>
+      </w:pPr>
+      <w:proofErr w:type="spellStart"/>
+      <w:r>
+        <w:t>Merge</w:t>
+      </w:r>
+      <w:proofErr w:type="spellEnd"/>
+      <w:r>
+        <w:t xml:space="preserve"> </w:t>
+      </w:r>
+      <w:proofErr w:type="spellStart"/>
+      <w:r>
+        <w:t>Sort</w:t>
+      </w:r>
+      <w:proofErr w:type="spellEnd"/>
+    </w:p>
+    <w:p>
+      <w:pPr>
+        <w:numPr>
+          <w:ilvl w:val="0"/>
+          <w:numId w:val="2"/>
+        </w:numPr>
+      </w:pPr>
+      <w:r>
+        <w:t xml:space="preserve">Quick </w:t>
+      </w:r>
+      <w:proofErr w:type="spellStart"/>
+      <w:r>
+        <w:t>Sort</w:t>
+      </w:r>
+      <w:proofErr w:type="spellEnd"/>
+    </w:p>
+    <w:p>
+      <w:pPr>
+        <w:numPr>
+          <w:ilvl w:val="0"/>
+          <w:numId w:val="2"/>
+        </w:numPr>
+      </w:pPr>
+      <w:proofErr w:type="spellStart"/>
+      <w:r>
+        <w:t>Radix</w:t>
+      </w:r>
+      <w:proofErr w:type="spellEnd"/>
+      <w:r>
+        <w:t xml:space="preserve"> </w:t>
+      </w:r>
+      <w:proofErr w:type="spellStart"/>
+      <w:r>
+        <w:t>Sort</w:t>
+      </w:r>
+      <w:proofErr w:type="spellEnd"/>
+    </w:p>
+    <w:p>
+      <w:pPr>
+        <w:numPr>
+          <w:ilvl w:val="0"/>
+          <w:numId w:val="2"/>
+        </w:numPr>
+      </w:pPr>
+      <w:proofErr w:type="spellStart"/>
+      <w:r>
+        <w:t>Selection</w:t>
+      </w:r>
+      <w:proofErr w:type="spellEnd"/>
+      <w:r>
+        <w:t xml:space="preserve"> </w:t>
+      </w:r>
+      <w:proofErr w:type="spellStart"/>
+      <w:r>
+        <w:t>Sort</w:t>
+      </w:r>
+      <w:proofErr w:type="spellEnd"/>
+    </w:p>
+    <w:p>
+      <w:r>
+        <w:t>El proceso seguido fue el siguiente:</w:t>
+      </w:r>
+    </w:p>
+    <w:p>
+      <w:pPr>
+        <w:numPr>
+          <w:ilvl w:val="0"/>
+          <w:numId w:val="3"/>
+        </w:numPr>
+      </w:pPr>
+      <w:r>
+        <w:t>Se creó un conjunto de datos de prueba.</w:t>
+      </w:r>
+    </w:p>
+    <w:p>
+      <w:pPr>
+        <w:numPr>
+          <w:ilvl w:val="0"/>
+          <w:numId w:val="3"/>
+        </w:numPr>
+      </w:pPr>
+      <w:r>
+        <w:t xml:space="preserve">Se ejecutó cada algoritmo con </w:t>
+      </w:r>
+      <w:proofErr w:type="spellStart"/>
+      <w:r>
+        <w:t>cProfile</w:t>
+      </w:r>
+      <w:proofErr w:type="spellEnd"/>
+      <w:r>
+        <w:t xml:space="preserve"> activado:</w:t>
+      </w:r>
+    </w:p>
+    <w:p>
+      <w:pPr>
+        <w:ind w:left="720"/>
+      </w:pPr>
+      <w:r>
+        <w:drawing>
+          <wp:inline distT="0" distB="0" distL="0" distR="0" wp14:anchorId="66D7C140" wp14:editId="51A6DA15">
+            <wp:extent cx="4134427" cy="1247949"/>
+            <wp:effectExtent l="0" t="0" r="0" b="9525"/>
+            <wp:docPr id="540714987" name="Picture 1" descr="A screenshot of a computer program&#10;&#10;AI-generated content may be incorrect."/>
+            <wp:cNvGraphicFramePr>
+              <a:graphicFrameLocks xmlns:a="http://schemas.openxmlformats.org/drawingml/2006/main" noChangeAspect="1"/>
+            </wp:cNvGraphicFramePr>
+            <a:graphic xmlns:a="http://schemas.openxmlformats.org/drawingml/2006/main">
+              <a:graphicData uri="http://schemas.openxmlformats.org/drawingml/2006/picture">
+                <pic:pic xmlns:pic="http://schemas.openxmlformats.org/drawingml/2006/picture">
+                  <pic:nvPicPr>
+                    <pic:cNvPr id="540714987" name="Picture 1" descr="A screenshot of a computer program&#10;&#10;AI-generated content may be incorrect."/>
+                    <pic:cNvPicPr/>
+                  </pic:nvPicPr>
+                  <pic:blipFill>
+                    <a:blip r:embed="rId6"/>
+                    <a:stretch>
+                      <a:fillRect/>
+                    </a:stretch>
+                  </pic:blipFill>
+                  <pic:spPr>
+                    <a:xfrm>
+                      <a:off x="0" y="0"/>
+                      <a:ext cx="4134427" cy="1247949"/>
+                    </a:xfrm>
+                    <a:prstGeom prst="rect">
+                      <a:avLst/>
+                    </a:prstGeom>
+                  </pic:spPr>
+                </pic:pic>
+              </a:graphicData>
+            </a:graphic>
+          </wp:inline>
+        </w:drawing>
+      </w:r>
+    </w:p>
+    <w:p>
+      <w:pPr>
+        <w:numPr>
+          <w:ilvl w:val="0"/>
+          <w:numId w:val="3"/>
+        </w:numPr>
+      </w:pPr>
+      <w:r>
+        <w:t>Se almacenaron los tiempos de ejecución obtenidos:</w:t>
+      </w:r>
+    </w:p>
+    <w:p>
+      <w:r>
+        <w:lastRenderedPageBreak/>
+        <w:drawing>
+          <wp:inline distT="0" distB="0" distL="0" distR="0" wp14:anchorId="2CD675AF" wp14:editId="1FEB9C3D">
+            <wp:extent cx="5612130" cy="996315"/>
+            <wp:effectExtent l="0" t="0" r="7620" b="0"/>
+            <wp:docPr id="1171629186" name="Picture 1" descr="A screen shot of a computer program&#10;&#10;AI-generated content may be incorrect."/>
+            <wp:cNvGraphicFramePr>
+              <a:graphicFrameLocks xmlns:a="http://schemas.openxmlformats.org/drawingml/2006/main" noChangeAspect="1"/>
+            </wp:cNvGraphicFramePr>
+            <a:graphic xmlns:a="http://schemas.openxmlformats.org/drawingml/2006/main">
+              <a:graphicData uri="http://schemas.openxmlformats.org/drawingml/2006/picture">
+                <pic:pic xmlns:pic="http://schemas.openxmlformats.org/drawingml/2006/picture">
+                  <pic:nvPicPr>
+                    <pic:cNvPr id="1171629186" name="Picture 1" descr="A screen shot of a computer program&#10;&#10;AI-generated content may be incorrect."/>
+                    <pic:cNvPicPr/>
+                  </pic:nvPicPr>
+                  <pic:blipFill>
+                    <a:blip r:embed="rId7"/>
+                    <a:stretch>
+                      <a:fillRect/>
+                    </a:stretch>
+                  </pic:blipFill>
+                  <pic:spPr>
+                    <a:xfrm>
+                      <a:off x="0" y="0"/>
+                      <a:ext cx="5612130" cy="996315"/>
+                    </a:xfrm>
+                    <a:prstGeom prst="rect">
+                      <a:avLst/>
+                    </a:prstGeom>
+                  </pic:spPr>
+                </pic:pic>
+              </a:graphicData>
+            </a:graphic>
+          </wp:inline>
+        </w:drawing>
+      </w:r>
+    </w:p>
+    <w:p>
+      <w:r>
+        <w:t>Se extrajo el tiempo total de ejecución para cada algoritmo.</w:t>
+      </w:r>
+    </w:p>
+    <w:p>
+      <w:pPr>
+        <w:rPr>
+          <w:b/>
+          <w:bCs/>
+        </w:rPr>
+      </w:pPr>
+      <w:r>
+        <w:rPr>
+          <w:b/>
+          <w:bCs/>
+        </w:rPr>
+        <w:t>Resultados Obtenidos</w:t>
+      </w:r>
+    </w:p>
+    <w:p>
+      <w:r>
+        <w:t>Los tiempos de ejecución de los algoritmos, medidos en segundos, fueron los siguientes:</w:t>
+      </w:r>
+    </w:p>
+    <w:tbl>
+      <w:tblPr>
+        <w:tblW w:w="0" w:type="auto"/>
+        <w:tblCellSpacing w:w="15" w:type="dxa"/>
+        <w:tblBorders>
+          <w:top w:val="single" w:sz="4" w:space="0" w:color="auto"/>
+          <w:left w:val="single" w:sz="4" w:space="0" w:color="auto"/>
+          <w:bottom w:val="single" w:sz="4" w:space="0" w:color="auto"/>
+          <w:right w:val="single" w:sz="4" w:space="0" w:color="auto"/>
+          <w:insideH w:val="single" w:sz="4" w:space="0" w:color="auto"/>
+          <w:insideV w:val="single" w:sz="4" w:space="0" w:color="auto"/>
+        </w:tblBorders>
+        <w:tblCellMar>
+          <w:top w:w="15" w:type="dxa"/>
+          <w:left w:w="15" w:type="dxa"/>
+          <w:bottom w:w="15" w:type="dxa"/>
+          <w:right w:w="15" w:type="dxa"/>
+        </w:tblCellMar>
+        <w:tblLook w:val="04A0" w:firstRow="1" w:lastRow="0" w:firstColumn="1" w:lastColumn="0" w:noHBand="0" w:noVBand="1"/>
+      </w:tblPr>
+      <w:tblGrid>
+        <w:gridCol w:w="2350"/>
+        <w:gridCol w:w="1459"/>
+        <w:gridCol w:w="1184"/>
+        <w:gridCol w:w="1162"/>
+        <w:gridCol w:w="1137"/>
+        <w:gridCol w:w="1536"/>
+      </w:tblGrid>
+      <w:tr>
+        <w:trPr>
+          <w:tblCellSpacing w:w="15" w:type="dxa"/>
+        </w:trPr>
+        <w:tc>
+          <w:tcPr>
+            <w:tcW w:w="0" w:type="auto"/>
+            <w:vAlign w:val="center"/>
+            <w:hideMark/>
+          </w:tcPr>
+          <w:p>
+            <w:pPr>
+              <w:rPr>
+                <w:b/>
+                <w:bCs/>
+              </w:rPr>
+            </w:pPr>
+            <w:r>
+              <w:rPr>
+                <w:b/>
+                <w:bCs/>
+              </w:rPr>
+              <w:t>Cantidad de Elementos</w:t>
+            </w:r>
+          </w:p>
+        </w:tc>
+        <w:tc>
+          <w:tcPr>
+            <w:tcW w:w="0" w:type="auto"/>
+            <w:vAlign w:val="center"/>
+            <w:hideMark/>
+          </w:tcPr>
+          <w:p>
+            <w:pPr>
+              <w:rPr>
+                <w:b/>
+                <w:bCs/>
+              </w:rPr>
+            </w:pPr>
+            <w:proofErr w:type="spellStart"/>
+            <w:r>
+              <w:rPr>
+                <w:b/>
+                <w:bCs/>
+              </w:rPr>
+              <w:t>Insertion</w:t>
+            </w:r>
+            <w:proofErr w:type="spellEnd"/>
+            <w:r>
+              <w:rPr>
+                <w:b/>
+                <w:bCs/>
+              </w:rPr>
+              <w:t xml:space="preserve"> </w:t>
+            </w:r>
+            <w:proofErr w:type="spellStart"/>
+            <w:r>
+              <w:rPr>
+                <w:b/>
+                <w:bCs/>
+              </w:rPr>
+              <w:t>Sort</w:t>
+            </w:r>
+            <w:proofErr w:type="spellEnd"/>
+          </w:p>
+        </w:tc>
+        <w:tc>
+          <w:tcPr>
+            <w:tcW w:w="0" w:type="auto"/>
+            <w:vAlign w:val="center"/>
+            <w:hideMark/>
+          </w:tcPr>
+          <w:p>
+            <w:pPr>
+              <w:rPr>
+                <w:b/>
+                <w:bCs/>
+              </w:rPr>
+            </w:pPr>
+            <w:proofErr w:type="spellStart"/>
+            <w:r>
+              <w:rPr>
+                <w:b/>
+                <w:bCs/>
+              </w:rPr>
+              <w:t>Merge</w:t>
+            </w:r>
+            <w:proofErr w:type="spellEnd"/>
+            <w:r>
+              <w:rPr>
+                <w:b/>
+                <w:bCs/>
+              </w:rPr>
+              <w:t xml:space="preserve"> </w:t>
+            </w:r>
+            <w:proofErr w:type="spellStart"/>
+            <w:r>
+              <w:rPr>
+                <w:b/>
+                <w:bCs/>
+              </w:rPr>
+              <w:t>Sort</w:t>
+            </w:r>
+            <w:proofErr w:type="spellEnd"/>
+          </w:p>
+        </w:tc>
+        <w:tc>
+          <w:tcPr>
+            <w:tcW w:w="0" w:type="auto"/>
+            <w:vAlign w:val="center"/>
+            <w:hideMark/>
+          </w:tcPr>
+          <w:p>
+            <w:pPr>
+              <w:rPr>
+                <w:b/>
+                <w:bCs/>
+              </w:rPr>
+            </w:pPr>
+            <w:r>
+              <w:rPr>
+                <w:b/>
+                <w:bCs/>
+              </w:rPr>
+              <w:t xml:space="preserve">Quick </w:t>
+            </w:r>
+            <w:proofErr w:type="spellStart"/>
+            <w:r>
+              <w:rPr>
+                <w:b/>
+                <w:bCs/>
+              </w:rPr>
+              <w:t>Sort</w:t>
+            </w:r>
+            <w:proofErr w:type="spellEnd"/>
+          </w:p>
+        </w:tc>
+        <w:tc>
+          <w:tcPr>
+            <w:tcW w:w="0" w:type="auto"/>
+            <w:vAlign w:val="center"/>
+            <w:hideMark/>
+          </w:tcPr>
+          <w:p>
+            <w:pPr>
+              <w:rPr>
+                <w:b/>
+                <w:bCs/>
+              </w:rPr>
+            </w:pPr>
+            <w:proofErr w:type="spellStart"/>
+            <w:r>
+              <w:rPr>
+                <w:b/>
+                <w:bCs/>
+              </w:rPr>
+              <w:t>Radix</w:t>
+            </w:r>
+            <w:proofErr w:type="spellEnd"/>
+            <w:r>
+              <w:rPr>
+                <w:b/>
+                <w:bCs/>
+              </w:rPr>
+              <w:t xml:space="preserve"> </w:t>
+            </w:r>
+            <w:proofErr w:type="spellStart"/>
+            <w:r>
+              <w:rPr>
+                <w:b/>
+                <w:bCs/>
+              </w:rPr>
+              <w:t>Sort</w:t>
+            </w:r>
+            <w:proofErr w:type="spellEnd"/>
+          </w:p>
+        </w:tc>
+        <w:tc>
+          <w:tcPr>
+            <w:tcW w:w="0" w:type="auto"/>
+            <w:vAlign w:val="center"/>
+            <w:hideMark/>
+          </w:tcPr>
+          <w:p>
+            <w:pPr>
+              <w:rPr>
+                <w:b/>
+                <w:bCs/>
+              </w:rPr>
+            </w:pPr>
+            <w:proofErr w:type="spellStart"/>
+            <w:r>
+              <w:rPr>
+                <w:b/>
+                <w:bCs/>
+              </w:rPr>
+              <w:t>Selection</w:t>
+            </w:r>
+            <w:proofErr w:type="spellEnd"/>
+            <w:r>
+              <w:rPr>
+                <w:b/>
+                <w:bCs/>
+              </w:rPr>
+              <w:t xml:space="preserve"> </w:t>
+            </w:r>
+            <w:proofErr w:type="spellStart"/>
+            <w:r>
+              <w:rPr>
+                <w:b/>
+                <w:bCs/>
+              </w:rPr>
+              <w:t>Sort</w:t>
+            </w:r>
+            <w:proofErr w:type="spellEnd"/>
+          </w:p>
+        </w:tc>
+      </w:tr>
+      <w:tr>
+        <w:trPr>
+          <w:tblCellSpacing w:w="15" w:type="dxa"/>
+        </w:trPr>
+        <w:tc>
+          <w:tcPr>
+            <w:tcW w:w="0" w:type="auto"/>
+            <w:vAlign w:val="center"/>
+            <w:hideMark/>
+          </w:tcPr>
+          <w:p>
+            <w:r>
+              <w:t>100</w:t>
+            </w:r>
+          </w:p>
+        </w:tc>
+        <w:tc>
+          <w:tcPr>
+            <w:tcW w:w="0" w:type="auto"/>
+            <w:vAlign w:val="center"/>
+            <w:hideMark/>
+          </w:tcPr>
+          <w:p>
+            <w:r>
+              <w:t>0.0001</w:t>
+            </w:r>
+          </w:p>
+        </w:tc>
+        <w:tc>
+          <w:tcPr>
+            <w:tcW w:w="0" w:type="auto"/>
+            <w:vAlign w:val="center"/>
+            <w:hideMark/>
+          </w:tcPr>
+          <w:p>
+            <w:r>
+              <w:t>0.00005</w:t>
+            </w:r>
+          </w:p>
+        </w:tc>
+        <w:tc>
+          <w:tcPr>
+            <w:tcW w:w="0" w:type="auto"/>
+            <w:vAlign w:val="center"/>
+            <w:hideMark/>
+          </w:tcPr>
+          <w:p>
+            <w:r>
+              <w:t>0.00004</w:t>
+            </w:r>
+          </w:p>
+        </w:tc>
+        <w:tc>
+          <w:tcPr>
+            <w:tcW w:w="0" w:type="auto"/>
+            <w:vAlign w:val="center"/>
+            <w:hideMark/>
+          </w:tcPr>
+          <w:p>
+            <w:r>
+              <w:t>0.00002</w:t>
+            </w:r>
+          </w:p>
+        </w:tc>
+        <w:tc>
+          <w:tcPr>
+            <w:tcW w:w="0" w:type="auto"/>
+            <w:vAlign w:val="center"/>
+            <w:hideMark/>
+          </w:tcPr>
+          <w:p>
+            <w:r>
+              <w:t>0.0001</w:t>
+            </w:r>
+          </w:p>
+        </w:tc>
+      </w:tr>
+      <w:tr>
+        <w:trPr>
+          <w:tblCellSpacing w:w="15" w:type="dxa"/>
+        </w:trPr>
+        <w:tc>
+          <w:tcPr>
+            <w:tcW w:w="0" w:type="auto"/>
+            <w:vAlign w:val="center"/>
+            <w:hideMark/>
+          </w:tcPr>
+          <w:p>
+            <w:r>
+              <w:t>500</w:t>
+            </w:r>
+          </w:p>
+        </w:tc>
+        <w:tc>
+          <w:tcPr>
+            <w:tcW w:w="0" w:type="auto"/>
+            <w:vAlign w:val="center"/>
+            <w:hideMark/>
+          </w:tcPr>
+          <w:p>
+            <w:r>
+              <w:t>0.002</w:t>
+            </w:r>
+          </w:p>
+        </w:tc>
+        <w:tc>
+          <w:tcPr>
+            <w:tcW w:w="0" w:type="auto"/>
+            <w:vAlign w:val="center"/>
+            <w:hideMark/>
+          </w:tcPr>
+          <w:p>
+            <w:r>
+              <w:t>0.0003</w:t>
+            </w:r>
+          </w:p>
+        </w:tc>
+        <w:tc>
+          <w:tcPr>
+            <w:tcW w:w="0" w:type="auto"/>
+            <w:vAlign w:val="center"/>
+            <w:hideMark/>
+          </w:tcPr>
+          <w:p>
+            <w:r>
+              <w:t>0.00025</w:t>
+            </w:r>
+          </w:p>
+        </w:tc>
+        <w:tc>
+          <w:tcPr>
+            <w:tcW w:w="0" w:type="auto"/>
+            <w:vAlign w:val="center"/>
+            <w:hideMark/>
+          </w:tcPr>
+          <w:p>
+            <w:r>
+              <w:t>0.00015</w:t>
+            </w:r>
+          </w:p>
+        </w:tc>
+        <w:tc>
+          <w:tcPr>
+            <w:tcW w:w="0" w:type="auto"/>
+            <w:vAlign w:val="center"/>
+            <w:hideMark/>
+          </w:tcPr>
+          <w:p>
+            <w:r>
+              <w:t>0.0021</w:t>
+            </w:r>
+          </w:p>
+        </w:tc>
+      </w:tr>
+      <w:tr>
+        <w:trPr>
+          <w:tblCellSpacing w:w="15" w:type="dxa"/>
+        </w:trPr>
+        <w:tc>
+          <w:tcPr>
+            <w:tcW w:w="0" w:type="auto"/>
+            <w:vAlign w:val="center"/>
+            <w:hideMark/>
+          </w:tcPr>
+          <w:p>
+            <w:r>
+              <w:t>1000</w:t>
+            </w:r>
+          </w:p>
+        </w:tc>
+        <w:tc>
+          <w:tcPr>
+            <w:tcW w:w="0" w:type="auto"/>
+            <w:vAlign w:val="center"/>
+            <w:hideMark/>
+          </w:tcPr>
+          <w:p>
+            <w:r>
+              <w:t>0.009</w:t>
+            </w:r>
+          </w:p>
+        </w:tc>
+        <w:tc>
+          <w:tcPr>
+            <w:tcW w:w="0" w:type="auto"/>
+            <w:vAlign w:val="center"/>
+            <w:hideMark/>
+          </w:tcPr>
+          <w:p>
+            <w:r>
+              <w:t>0.001</w:t>
+            </w:r>
+          </w:p>
+        </w:tc>
+        <w:tc>
+          <w:tcPr>
+            <w:tcW w:w="0" w:type="auto"/>
+            <w:vAlign w:val="center"/>
+            <w:hideMark/>
+          </w:tcPr>
+          <w:p>
+            <w:r>
+              <w:t>0.0009</w:t>
+            </w:r>
+          </w:p>
+        </w:tc>
+        <w:tc>
+          <w:tcPr>
+            <w:tcW w:w="0" w:type="auto"/>
+            <w:vAlign w:val="center"/>
+            <w:hideMark/>
+          </w:tcPr>
+          <w:p>
+            <w:r>
+              <w:t>0.0006</w:t>
+            </w:r>
+          </w:p>
+        </w:tc>
+        <w:tc>
+          <w:tcPr>
+            <w:tcW w:w="0" w:type="auto"/>
+            <w:vAlign w:val="center"/>
+            <w:hideMark/>
+          </w:tcPr>
+          <w:p>
+            <w:r>
+              <w:t>0.010</w:t>
+            </w:r>
+          </w:p>
+        </w:tc>
+      </w:tr>
+      <w:tr>
+        <w:trPr>
+          <w:tblCellSpacing w:w="15" w:type="dxa"/>
+        </w:trPr>
+        <w:tc>
+          <w:tcPr>
+            <w:tcW w:w="0" w:type="auto"/>
+            <w:vAlign w:val="center"/>
+            <w:hideMark/>
+          </w:tcPr>
+          <w:p>
+            <w:r>
+              <w:t>5000</w:t>
+            </w:r>
+          </w:p>
+        </w:tc>
+        <w:tc>
+          <w:tcPr>
+            <w:tcW w:w="0" w:type="auto"/>
+            <w:vAlign w:val="center"/>
+            <w:hideMark/>
+          </w:tcPr>
+          <w:p>
+            <w:r>
+              <w:t>0.23</w:t>
+            </w:r>
+          </w:p>
+        </w:tc>
+        <w:tc>
+          <w:tcPr>
+            <w:tcW w:w="0" w:type="auto"/>
+            <w:vAlign w:val="center"/>
+            <w:hideMark/>
+          </w:tcPr>
+          <w:p>
+            <w:r>
+              <w:t>0.012</w:t>
+            </w:r>
+          </w:p>
+        </w:tc>
+        <w:tc>
+          <w:tcPr>
+            <w:tcW w:w="0" w:type="auto"/>
+            <w:vAlign w:val="center"/>
+            <w:hideMark/>
+          </w:tcPr>
+          <w:p>
+            <w:r>
+              <w:t>0.011</w:t>
+            </w:r>
+          </w:p>
+        </w:tc>
+        <w:tc>
+          <w:tcPr>
+            <w:tcW w:w="0" w:type="auto"/>
+            <w:vAlign w:val="center"/>
+            <w:hideMark/>
+          </w:tcPr>
+          <w:p>
+            <w:r>
+              <w:t>0.008</w:t>
+            </w:r>
+          </w:p>
+        </w:tc>
+        <w:tc>
+          <w:tcPr>
+            <w:tcW w:w="0" w:type="auto"/>
+            <w:vAlign w:val="center"/>
+            <w:hideMark/>
+          </w:tcPr>
+          <w:p>
+            <w:r>
+              <w:t>0.26</w:t>
+            </w:r>
+          </w:p>
+        </w:tc>
+      </w:tr>
+      <w:tr>
+        <w:trPr>
+          <w:tblCellSpacing w:w="15" w:type="dxa"/>
+        </w:trPr>
+        <w:tc>
+          <w:tcPr>
+            <w:tcW w:w="0" w:type="auto"/>
+            <w:vAlign w:val="center"/>
+            <w:hideMark/>
+          </w:tcPr>
+          <w:p>
+            <w:r>
+              <w:t>10000</w:t>
+            </w:r>
+          </w:p>
+        </w:tc>
+        <w:tc>
+          <w:tcPr>
+            <w:tcW w:w="0" w:type="auto"/>
+            <w:vAlign w:val="center"/>
+            <w:hideMark/>
+          </w:tcPr>
+          <w:p>
+            <w:r>
+              <w:t>0.98</w:t>
+            </w:r>
+          </w:p>
+        </w:tc>
+        <w:tc>
+          <w:tcPr>
+            <w:tcW w:w="0" w:type="auto"/>
+            <w:vAlign w:val="center"/>
+            <w:hideMark/>
+          </w:tcPr>
+          <w:p>
+            <w:r>
+              <w:t>0.025</w:t>
+            </w:r>
+          </w:p>
+        </w:tc>
+        <w:tc>
+          <w:tcPr>
+            <w:tcW w:w="0" w:type="auto"/>
+            <w:vAlign w:val="center"/>
+            <w:hideMark/>
+          </w:tcPr>
+          <w:p>
+            <w:r>
+              <w:t>0.021</w:t>
+            </w:r>
+          </w:p>
+        </w:tc>
+        <w:tc>
+          <w:tcPr>
+            <w:tcW w:w="0" w:type="auto"/>
+            <w:vAlign w:val="center"/>
+            <w:hideMark/>
+          </w:tcPr>
+          <w:p>
+            <w:r>
+              <w:t>0.016</w:t>
+            </w:r>
+          </w:p>
+        </w:tc>
+        <w:tc>
+          <w:tcPr>
+            <w:tcW w:w="0" w:type="auto"/>
+            <w:vAlign w:val="center"/>
+            <w:hideMark/>
+          </w:tcPr>
+          <w:p>
+            <w:r>
+              <w:t>1.05</w:t>
+            </w:r>
+          </w:p>
+        </w:tc>
+      </w:tr>
+    </w:tbl>
+    <w:p/>
+    <w:p>
+      <w:pPr>
+        <w:rPr>
+          <w:b/>
+          <w:bCs/>
+        </w:rPr>
+      </w:pPr>
+      <w:r>
+        <w:rPr>
+          <w:b/>
+          <w:bCs/>
+        </w:rPr>
+        <w:br w:type="page"/>
+      </w:r>
+    </w:p>
+    <w:p>
+      <w:pPr>
+        <w:rPr>
+          <w:b/>
+          <w:bCs/>
+        </w:rPr>
+      </w:pPr>
+      <w:r>
+        <w:rPr>
+          <w:b/>
+          <w:bCs/>
+        </w:rPr>
+        <w:lastRenderedPageBreak/>
+        <w:t>Gráfica de Rendimiento</w:t>
+      </w:r>
+    </w:p>
+    <w:p>
+      <w:r>
+        <w:t>A continuación, se presenta la comparación gráfica de los tiempos de ejecución:</w:t>
+      </w:r>
+    </w:p>
+    <w:p>
+      <w:r>
+        <w:drawing>
+          <wp:inline distT="0" distB="0" distL="0" distR="0" wp14:anchorId="02AA9B9D" wp14:editId="540C8A9B">
+            <wp:extent cx="3097970" cy="2486025"/>
+            <wp:effectExtent l="0" t="0" r="7620" b="0"/>
+            <wp:docPr id="377991957" name="Picture 1" descr="A graph with different colored lines&#10;&#10;AI-generated content may be incorrect."/>
+            <wp:cNvGraphicFramePr>
+              <a:graphicFrameLocks xmlns:a="http://schemas.openxmlformats.org/drawingml/2006/main" noChangeAspect="1"/>
+            </wp:cNvGraphicFramePr>
+            <a:graphic xmlns:a="http://schemas.openxmlformats.org/drawingml/2006/main">
+              <a:graphicData uri="http://schemas.openxmlformats.org/drawingml/2006/picture">
+                <pic:pic xmlns:pic="http://schemas.openxmlformats.org/drawingml/2006/picture">
+                  <pic:nvPicPr>
+                    <pic:cNvPr id="377991957" name="Picture 1" descr="A graph with different colored lines&#10;&#10;AI-generated content may be incorrect."/>
+                    <pic:cNvPicPr/>
+                  </pic:nvPicPr>
+                  <pic:blipFill>
+                    <a:blip r:embed="rId8"/>
+                    <a:stretch>
+                      <a:fillRect/>
+                    </a:stretch>
+                  </pic:blipFill>
+                  <pic:spPr>
+                    <a:xfrm>
+                      <a:off x="0" y="0"/>
+                      <a:ext cx="3112840" cy="2497958"/>
+                    </a:xfrm>
+                    <a:prstGeom prst="rect">
+                      <a:avLst/>
+                    </a:prstGeom>
+                  </pic:spPr>
+                </pic:pic>
+              </a:graphicData>
+            </a:graphic>
+          </wp:inline>
+        </w:drawing>
+      </w:r>
+    </w:p>
+    <w:p/>
+    <w:p>
+      <w:r>
+        <w:drawing>
+          <wp:inline distT="0" distB="0" distL="0" distR="0" wp14:anchorId="24C5989A" wp14:editId="754106E5">
+            <wp:extent cx="3057525" cy="2310960"/>
+            <wp:effectExtent l="0" t="0" r="0" b="0"/>
+            <wp:docPr id="1926383784" name="Picture 1" descr="A graph with a line and numbers&#10;&#10;AI-generated content may be incorrect."/>
+            <wp:cNvGraphicFramePr>
+              <a:graphicFrameLocks xmlns:a="http://schemas.openxmlformats.org/drawingml/2006/main" noChangeAspect="1"/>
+            </wp:cNvGraphicFramePr>
+            <a:graphic xmlns:a="http://schemas.openxmlformats.org/drawingml/2006/main">
+              <a:graphicData uri="http://schemas.openxmlformats.org/drawingml/2006/picture">
+                <pic:pic xmlns:pic="http://schemas.openxmlformats.org/drawingml/2006/picture">
+                  <pic:nvPicPr>
+                    <pic:cNvPr id="1926383784" name="Picture 1" descr="A graph with a line and numbers&#10;&#10;AI-generated content may be incorrect."/>
+                    <pic:cNvPicPr/>
+                  </pic:nvPicPr>
+                  <pic:blipFill>
+                    <a:blip r:embed="rId9"/>
+                    <a:stretch>
+                      <a:fillRect/>
+                    </a:stretch>
+                  </pic:blipFill>
+                  <pic:spPr>
+                    <a:xfrm>
+                      <a:off x="0" y="0"/>
+                      <a:ext cx="3059332" cy="2312326"/>
+                    </a:xfrm>
+                    <a:prstGeom prst="rect">
+                      <a:avLst/>
+                    </a:prstGeom>
+                  </pic:spPr>
+                </pic:pic>
+              </a:graphicData>
+            </a:graphic>
+          </wp:inline>
+        </w:drawing>
+      </w:r>
+    </w:p>
+    <w:p>
+      <w:r>
+        <w:lastRenderedPageBreak/>
+        <w:drawing>
+          <wp:inline distT="0" distB="0" distL="0" distR="0" wp14:anchorId="4A448233" wp14:editId="215DD66A">
+            <wp:extent cx="2895600" cy="2287323"/>
+            <wp:effectExtent l="0" t="0" r="0" b="0"/>
+            <wp:docPr id="2124461892" name="Picture 1" descr="A graph with a line&#10;&#10;AI-generated content may be incorrect."/>
+            <wp:cNvGraphicFramePr>
+              <a:graphicFrameLocks xmlns:a="http://schemas.openxmlformats.org/drawingml/2006/main" noChangeAspect="1"/>
+            </wp:cNvGraphicFramePr>
+            <a:graphic xmlns:a="http://schemas.openxmlformats.org/drawingml/2006/main">
+              <a:graphicData uri="http://schemas.openxmlformats.org/drawingml/2006/picture">
+                <pic:pic xmlns:pic="http://schemas.openxmlformats.org/drawingml/2006/picture">
+                  <pic:nvPicPr>
+                    <pic:cNvPr id="2124461892" name="Picture 1" descr="A graph with a line&#10;&#10;AI-generated content may be incorrect."/>
+                    <pic:cNvPicPr/>
+                  </pic:nvPicPr>
+                  <pic:blipFill>
+                    <a:blip r:embed="rId10"/>
+                    <a:stretch>
+                      <a:fillRect/>
+                    </a:stretch>
+                  </pic:blipFill>
+                  <pic:spPr>
+                    <a:xfrm>
+                      <a:off x="0" y="0"/>
+                      <a:ext cx="2898795" cy="2289847"/>
+                    </a:xfrm>
+                    <a:prstGeom prst="rect">
+                      <a:avLst/>
+                    </a:prstGeom>
+                  </pic:spPr>
+                </pic:pic>
+              </a:graphicData>
+            </a:graphic>
+          </wp:inline>
+        </w:drawing>
+      </w:r>
+    </w:p>
+    <w:p/>
+    <w:p>
+      <w:r>
+        <w:drawing>
+          <wp:inline distT="0" distB="0" distL="0" distR="0" wp14:anchorId="3F5D1B98" wp14:editId="46C92FFA">
+            <wp:extent cx="2714625" cy="2229521"/>
+            <wp:effectExtent l="0" t="0" r="0" b="0"/>
+            <wp:docPr id="1070857157" name="Picture 1" descr="A graph with a line and a line&#10;&#10;AI-generated content may be incorrect."/>
+            <wp:cNvGraphicFramePr>
+              <a:graphicFrameLocks xmlns:a="http://schemas.openxmlformats.org/drawingml/2006/main" noChangeAspect="1"/>
+            </wp:cNvGraphicFramePr>
+            <a:graphic xmlns:a="http://schemas.openxmlformats.org/drawingml/2006/main">
+              <a:graphicData uri="http://schemas.openxmlformats.org/drawingml/2006/picture">
+                <pic:pic xmlns:pic="http://schemas.openxmlformats.org/drawingml/2006/picture">
+                  <pic:nvPicPr>
+                    <pic:cNvPr id="1070857157" name="Picture 1" descr="A graph with a line and a line&#10;&#10;AI-generated content may be incorrect."/>
+                    <pic:cNvPicPr/>
+                  </pic:nvPicPr>
+                  <pic:blipFill>
+                    <a:blip r:embed="rId11"/>
+                    <a:stretch>
+                      <a:fillRect/>
+                    </a:stretch>
+                  </pic:blipFill>
+                  <pic:spPr>
+                    <a:xfrm>
+                      <a:off x="0" y="0"/>
+                      <a:ext cx="2720115" cy="2234030"/>
+                    </a:xfrm>
+                    <a:prstGeom prst="rect">
+                      <a:avLst/>
+                    </a:prstGeom>
+                  </pic:spPr>
+                </pic:pic>
+              </a:graphicData>
+            </a:graphic>
+          </wp:inline>
+        </w:drawing>
+      </w:r>
+    </w:p>
+    <w:p>
+      <w:r>
+        <w:drawing>
+          <wp:inline distT="0" distB="0" distL="0" distR="0" wp14:anchorId="3B9711EF" wp14:editId="12B25F36">
+            <wp:extent cx="3267075" cy="2580762"/>
+            <wp:effectExtent l="0" t="0" r="0" b="0"/>
+            <wp:docPr id="251036552" name="Picture 1" descr="A graph with a line and a line&#10;&#10;AI-generated content may be incorrect."/>
+            <wp:cNvGraphicFramePr>
+              <a:graphicFrameLocks xmlns:a="http://schemas.openxmlformats.org/drawingml/2006/main" noChangeAspect="1"/>
+            </wp:cNvGraphicFramePr>
+            <a:graphic xmlns:a="http://schemas.openxmlformats.org/drawingml/2006/main">
+              <a:graphicData uri="http://schemas.openxmlformats.org/drawingml/2006/picture">
+                <pic:pic xmlns:pic="http://schemas.openxmlformats.org/drawingml/2006/picture">
+                  <pic:nvPicPr>
+                    <pic:cNvPr id="251036552" name="Picture 1" descr="A graph with a line and a line&#10;&#10;AI-generated content may be incorrect."/>
+                    <pic:cNvPicPr/>
+                  </pic:nvPicPr>
+                  <pic:blipFill>
+                    <a:blip r:embed="rId12"/>
+                    <a:stretch>
+                      <a:fillRect/>
+                    </a:stretch>
+                  </pic:blipFill>
+                  <pic:spPr>
+                    <a:xfrm>
+                      <a:off x="0" y="0"/>
+                      <a:ext cx="3272802" cy="2585286"/>
+                    </a:xfrm>
+                    <a:prstGeom prst="rect">
+                      <a:avLst/>
+                    </a:prstGeom>
+                  </pic:spPr>
+                </pic:pic>
+              </a:graphicData>
+            </a:graphic>
+          </wp:inline>
+        </w:drawing>
+      </w:r>
+    </w:p>
+    <w:p>
+      <w:r>
+        <w:lastRenderedPageBreak/>
+        <w:drawing>
+          <wp:inline distT="0" distB="0" distL="0" distR="0" wp14:anchorId="7F049D49" wp14:editId="4E10D0D8">
+            <wp:extent cx="3228535" cy="2590800"/>
+            <wp:effectExtent l="0" t="0" r="0" b="0"/>
+            <wp:docPr id="693311916" name="Picture 1" descr="A graph with a line&#10;&#10;AI-generated content may be incorrect."/>
+            <wp:cNvGraphicFramePr>
+              <a:graphicFrameLocks xmlns:a="http://schemas.openxmlformats.org/drawingml/2006/main" noChangeAspect="1"/>
+            </wp:cNvGraphicFramePr>
+            <a:graphic xmlns:a="http://schemas.openxmlformats.org/drawingml/2006/main">
+              <a:graphicData uri="http://schemas.openxmlformats.org/drawingml/2006/picture">
+                <pic:pic xmlns:pic="http://schemas.openxmlformats.org/drawingml/2006/picture">
+                  <pic:nvPicPr>
+                    <pic:cNvPr id="693311916" name="Picture 1" descr="A graph with a line&#10;&#10;AI-generated content may be incorrect."/>
+                    <pic:cNvPicPr/>
+                  </pic:nvPicPr>
+                  <pic:blipFill>
+                    <a:blip r:embed="rId13"/>
+                    <a:stretch>
+                      <a:fillRect/>
+                    </a:stretch>
+                  </pic:blipFill>
+                  <pic:spPr>
+                    <a:xfrm>
+                      <a:off x="0" y="0"/>
+                      <a:ext cx="3230047" cy="2592013"/>
+                    </a:xfrm>
+                    <a:prstGeom prst="rect">
+                      <a:avLst/>
+                    </a:prstGeom>
+                  </pic:spPr>
+                </pic:pic>
+              </a:graphicData>
+            </a:graphic>
+          </wp:inline>
+        </w:drawing>
+      </w:r>
+    </w:p>
+    <w:p>
+      <w:r>
+        <w:t>Esta gráfica permite visualizar la eficiencia de cada algoritmo a medida que aumenta el tamaño de los datos.</w:t>
+      </w:r>
+    </w:p>
+    <w:p>
+      <w:pPr>
+        <w:rPr>
+          <w:b/>
+          <w:bCs/>
+        </w:rPr>
+      </w:pPr>
+      <w:r>
+        <w:rPr>
+          <w:b/>
+          <w:bCs/>
+        </w:rPr>
+        <w:t>Conclusiones</w:t>
+      </w:r>
+    </w:p>
+    <w:p>
+      <w:proofErr w:type="spellStart"/>
+      <w:r>
+        <w:t>Insertion</w:t>
+      </w:r>
+      <w:proofErr w:type="spellEnd"/>
+      <w:r>
+        <w:t xml:space="preserve"> </w:t>
+      </w:r>
+      <w:proofErr w:type="spellStart"/>
+      <w:r>
+        <w:t>Sort</w:t>
+      </w:r>
+      <w:proofErr w:type="spellEnd"/>
+      <w:r>
+        <w:t xml:space="preserve"> y </w:t>
+      </w:r>
+      <w:proofErr w:type="spellStart"/>
+      <w:r>
+        <w:t>Selection</w:t>
+      </w:r>
+      <w:proofErr w:type="spellEnd"/>
+      <w:r>
+        <w:t xml:space="preserve"> </w:t>
+      </w:r>
+      <w:proofErr w:type="spellStart"/>
+      <w:r>
+        <w:t>Sort</w:t>
+      </w:r>
+      <w:proofErr w:type="spellEnd"/>
+      <w:r>
+        <w:t xml:space="preserve"> presentan un crecimiento cuadrático en el tiempo de ejecución, lo que los hace ineficientes para grandes volúmenes de datos.</w:t>
+      </w:r>
+    </w:p>
+    <w:p>
+      <w:proofErr w:type="spellStart"/>
+      <w:r>
+        <w:t>Merge</w:t>
+      </w:r>
+      <w:proofErr w:type="spellEnd"/>
+      <w:r>
+        <w:t xml:space="preserve"> </w:t>
+      </w:r>
+      <w:proofErr w:type="spellStart"/>
+      <w:r>
+        <w:t>Sort</w:t>
+      </w:r>
+      <w:proofErr w:type="spellEnd"/>
+      <w:r>
+        <w:t xml:space="preserve"> y Quick </w:t>
+      </w:r>
+      <w:proofErr w:type="spellStart"/>
+      <w:r>
+        <w:t>Sort</w:t>
+      </w:r>
+      <w:proofErr w:type="spellEnd"/>
+      <w:r>
+        <w:t xml:space="preserve"> son significativamente más rápidos, debido a su complejidad de </w:t>
+      </w:r>
+      <w:proofErr w:type="gramStart"/>
+      <w:r>
+        <w:t>O(</w:t>
+      </w:r>
+      <w:proofErr w:type="gramEnd"/>
+      <w:r>
+        <w:t>n log n).</w:t>
+      </w:r>
+    </w:p>
+    <w:p>
+      <w:proofErr w:type="spellStart"/>
+      <w:r>
+        <w:t>Radix</w:t>
+      </w:r>
+      <w:proofErr w:type="spellEnd"/>
+      <w:r>
+        <w:t xml:space="preserve"> </w:t>
+      </w:r>
+      <w:proofErr w:type="spellStart"/>
+      <w:r>
+        <w:t>Sort</w:t>
+      </w:r>
+      <w:proofErr w:type="spellEnd"/>
+      <w:r>
+        <w:t>, en este caso, tuvo un rendimiento óptimo en comparación con los demás algoritmos.</w:t>
       </w:r>
     </w:p>
     <w:p/>
@@ -233,6 +1641,417 @@
 <file path=word/numbering.xml><?xml version="1.0" encoding="utf-8"?>
 <w:numbering xmlns:wpc="http://schemas.microsoft.com/office/word/2010/wordprocessingCanvas" xmlns:cx="http://schemas.microsoft.com/office/drawing/2014/chartex" xmlns:cx1="http://schemas.microsoft.com/office/drawing/2015/9/8/chartex" xmlns:cx2="http://schemas.microsoft.com/office/drawing/2015/10/21/chartex" xmlns:cx3="http://schemas.microsoft.com/office/drawing/2016/5/9/chartex" xmlns:cx4="http://schemas.microsoft.com/office/drawing/2016/5/10/chartex" xmlns:cx5="http://schemas.microsoft.com/office/drawing/2016/5/11/chartex" xmlns:cx6="http://schemas.microsoft.com/office/drawing/2016/5/12/chartex" xmlns:cx7="http://schemas.microsoft.com/office/drawing/2016/5/13/chartex" xmlns:cx8="http://schemas.microsoft.com/office/drawing/2016/5/14/chartex" xmlns:mc="http://schemas.openxmlformats.org/markup-compatibility/2006" xmlns:aink="http://schemas.microsoft.com/office/drawing/2016/ink" xmlns:am3d="http://schemas.microsoft.com/office/drawing/2017/model3d" xmlns:o="urn:schemas-microsoft-com:office:office" xmlns:oel="http://schemas.microsoft.com/office/2019/extlst" xmlns:r="http://schemas.openxmlformats.org/officeDocument/2006/relationships" xmlns:m="http://schemas.openxmlformats.org/officeDocument/2006/math" xmlns:v="urn:schemas-microsoft-com:vml" xmlns:wp14="http://schemas.microsoft.com/office/word/2010/wordprocessingDrawing" xmlns:wp="http://schemas.openxmlformats.org/drawingml/2006/wordprocessingDrawing" xmlns:w10="urn:schemas-microsoft-com:office:word" xmlns:w="http://schemas.openxmlformats.org/wordprocessingml/2006/main" xmlns:w14="http://schemas.microsoft.com/office/word/2010/wordml" xmlns:w15="http://schemas.microsoft.com/office/word/2012/wordml" xmlns:w16cex="http://schemas.microsoft.com/office/word/2018/wordml/cex" xmlns:w16cid="http://schemas.microsoft.com/office/word/2016/wordml/cid" xmlns:w16="http://schemas.microsoft.com/office/word/2018/wordml" xmlns:w16du="http://schemas.microsoft.com/office/word/2023/wordml/word16du" xmlns:w16sdtdh="http://schemas.microsoft.com/office/word/2020/wordml/sdtdatahash" xmlns:w16sdtfl="http://schemas.microsoft.com/office/word/2024/wordml/sdtformatlock" xmlns:w16se="http://schemas.microsoft.com/office/word/2015/wordml/symex" xmlns:wpg="http://schemas.microsoft.com/office/word/2010/wordprocessingGroup" xmlns:wpi="http://schemas.microsoft.com/office/word/2010/wordprocessingInk" xmlns:wne="http://schemas.microsoft.com/office/word/2006/wordml" xmlns:wps="http://schemas.microsoft.com/office/word/2010/wordprocessingShape" mc:Ignorable="w14 w15 w16se w16cid w16 w16cex w16sdtdh w16sdtfl w16du wp14">
   <w:abstractNum w:abstractNumId="0" w15:restartNumberingAfterBreak="0">
+    <w:nsid w:val="18C150E1"/>
+    <w:multiLevelType w:val="multilevel"/>
+    <w:tmpl w:val="3B1860C4"/>
+    <w:lvl w:ilvl="0">
+      <w:start w:val="1"/>
+      <w:numFmt w:val="bullet"/>
+      <w:lvlText w:val=""/>
+      <w:lvlJc w:val="left"/>
+      <w:pPr>
+        <w:tabs>
+          <w:tab w:val="num" w:pos="720"/>
+        </w:tabs>
+        <w:ind w:left="720" w:hanging="360"/>
+      </w:pPr>
+      <w:rPr>
+        <w:rFonts w:ascii="Symbol" w:hAnsi="Symbol" w:hint="default"/>
+        <w:sz w:val="20"/>
+      </w:rPr>
+    </w:lvl>
+    <w:lvl w:ilvl="1" w:tentative="1">
+      <w:start w:val="1"/>
+      <w:numFmt w:val="bullet"/>
+      <w:lvlText w:val="o"/>
+      <w:lvlJc w:val="left"/>
+      <w:pPr>
+        <w:tabs>
+          <w:tab w:val="num" w:pos="1440"/>
+        </w:tabs>
+        <w:ind w:left="1440" w:hanging="360"/>
+      </w:pPr>
+      <w:rPr>
+        <w:rFonts w:ascii="Courier New" w:hAnsi="Courier New" w:hint="default"/>
+        <w:sz w:val="20"/>
+      </w:rPr>
+    </w:lvl>
+    <w:lvl w:ilvl="2" w:tentative="1">
+      <w:start w:val="1"/>
+      <w:numFmt w:val="bullet"/>
+      <w:lvlText w:val=""/>
+      <w:lvlJc w:val="left"/>
+      <w:pPr>
+        <w:tabs>
+          <w:tab w:val="num" w:pos="2160"/>
+        </w:tabs>
+        <w:ind w:left="2160" w:hanging="360"/>
+      </w:pPr>
+      <w:rPr>
+        <w:rFonts w:ascii="Wingdings" w:hAnsi="Wingdings" w:hint="default"/>
+        <w:sz w:val="20"/>
+      </w:rPr>
+    </w:lvl>
+    <w:lvl w:ilvl="3" w:tentative="1">
+      <w:start w:val="1"/>
+      <w:numFmt w:val="bullet"/>
+      <w:lvlText w:val=""/>
+      <w:lvlJc w:val="left"/>
+      <w:pPr>
+        <w:tabs>
+          <w:tab w:val="num" w:pos="2880"/>
+        </w:tabs>
+        <w:ind w:left="2880" w:hanging="360"/>
+      </w:pPr>
+      <w:rPr>
+        <w:rFonts w:ascii="Wingdings" w:hAnsi="Wingdings" w:hint="default"/>
+        <w:sz w:val="20"/>
+      </w:rPr>
+    </w:lvl>
+    <w:lvl w:ilvl="4" w:tentative="1">
+      <w:start w:val="1"/>
+      <w:numFmt w:val="bullet"/>
+      <w:lvlText w:val=""/>
+      <w:lvlJc w:val="left"/>
+      <w:pPr>
+        <w:tabs>
+          <w:tab w:val="num" w:pos="3600"/>
+        </w:tabs>
+        <w:ind w:left="3600" w:hanging="360"/>
+      </w:pPr>
+      <w:rPr>
+        <w:rFonts w:ascii="Wingdings" w:hAnsi="Wingdings" w:hint="default"/>
+        <w:sz w:val="20"/>
+      </w:rPr>
+    </w:lvl>
+    <w:lvl w:ilvl="5" w:tentative="1">
+      <w:start w:val="1"/>
+      <w:numFmt w:val="bullet"/>
+      <w:lvlText w:val=""/>
+      <w:lvlJc w:val="left"/>
+      <w:pPr>
+        <w:tabs>
+          <w:tab w:val="num" w:pos="4320"/>
+        </w:tabs>
+        <w:ind w:left="4320" w:hanging="360"/>
+      </w:pPr>
+      <w:rPr>
+        <w:rFonts w:ascii="Wingdings" w:hAnsi="Wingdings" w:hint="default"/>
+        <w:sz w:val="20"/>
+      </w:rPr>
+    </w:lvl>
+    <w:lvl w:ilvl="6" w:tentative="1">
+      <w:start w:val="1"/>
+      <w:numFmt w:val="bullet"/>
+      <w:lvlText w:val=""/>
+      <w:lvlJc w:val="left"/>
+      <w:pPr>
+        <w:tabs>
+          <w:tab w:val="num" w:pos="5040"/>
+        </w:tabs>
+        <w:ind w:left="5040" w:hanging="360"/>
+      </w:pPr>
+      <w:rPr>
+        <w:rFonts w:ascii="Wingdings" w:hAnsi="Wingdings" w:hint="default"/>
+        <w:sz w:val="20"/>
+      </w:rPr>
+    </w:lvl>
+    <w:lvl w:ilvl="7" w:tentative="1">
+      <w:start w:val="1"/>
+      <w:numFmt w:val="bullet"/>
+      <w:lvlText w:val=""/>
+      <w:lvlJc w:val="left"/>
+      <w:pPr>
+        <w:tabs>
+          <w:tab w:val="num" w:pos="5760"/>
+        </w:tabs>
+        <w:ind w:left="5760" w:hanging="360"/>
+      </w:pPr>
+      <w:rPr>
+        <w:rFonts w:ascii="Wingdings" w:hAnsi="Wingdings" w:hint="default"/>
+        <w:sz w:val="20"/>
+      </w:rPr>
+    </w:lvl>
+    <w:lvl w:ilvl="8" w:tentative="1">
+      <w:start w:val="1"/>
+      <w:numFmt w:val="bullet"/>
+      <w:lvlText w:val=""/>
+      <w:lvlJc w:val="left"/>
+      <w:pPr>
+        <w:tabs>
+          <w:tab w:val="num" w:pos="6480"/>
+        </w:tabs>
+        <w:ind w:left="6480" w:hanging="360"/>
+      </w:pPr>
+      <w:rPr>
+        <w:rFonts w:ascii="Wingdings" w:hAnsi="Wingdings" w:hint="default"/>
+        <w:sz w:val="20"/>
+      </w:rPr>
+    </w:lvl>
+  </w:abstractNum>
+  <w:abstractNum w:abstractNumId="1" w15:restartNumberingAfterBreak="0">
+    <w:nsid w:val="3FB65DFB"/>
+    <w:multiLevelType w:val="multilevel"/>
+    <w:tmpl w:val="6F08027A"/>
+    <w:lvl w:ilvl="0">
+      <w:start w:val="1"/>
+      <w:numFmt w:val="decimal"/>
+      <w:lvlText w:val="%1."/>
+      <w:lvlJc w:val="left"/>
+      <w:pPr>
+        <w:tabs>
+          <w:tab w:val="num" w:pos="720"/>
+        </w:tabs>
+        <w:ind w:left="720" w:hanging="360"/>
+      </w:pPr>
+    </w:lvl>
+    <w:lvl w:ilvl="1" w:tentative="1">
+      <w:start w:val="1"/>
+      <w:numFmt w:val="decimal"/>
+      <w:lvlText w:val="%2."/>
+      <w:lvlJc w:val="left"/>
+      <w:pPr>
+        <w:tabs>
+          <w:tab w:val="num" w:pos="1440"/>
+        </w:tabs>
+        <w:ind w:left="1440" w:hanging="360"/>
+      </w:pPr>
+    </w:lvl>
+    <w:lvl w:ilvl="2" w:tentative="1">
+      <w:start w:val="1"/>
+      <w:numFmt w:val="decimal"/>
+      <w:lvlText w:val="%3."/>
+      <w:lvlJc w:val="left"/>
+      <w:pPr>
+        <w:tabs>
+          <w:tab w:val="num" w:pos="2160"/>
+        </w:tabs>
+        <w:ind w:left="2160" w:hanging="360"/>
+      </w:pPr>
+    </w:lvl>
+    <w:lvl w:ilvl="3" w:tentative="1">
+      <w:start w:val="1"/>
+      <w:numFmt w:val="decimal"/>
+      <w:lvlText w:val="%4."/>
+      <w:lvlJc w:val="left"/>
+      <w:pPr>
+        <w:tabs>
+          <w:tab w:val="num" w:pos="2880"/>
+        </w:tabs>
+        <w:ind w:left="2880" w:hanging="360"/>
+      </w:pPr>
+    </w:lvl>
+    <w:lvl w:ilvl="4" w:tentative="1">
+      <w:start w:val="1"/>
+      <w:numFmt w:val="decimal"/>
+      <w:lvlText w:val="%5."/>
+      <w:lvlJc w:val="left"/>
+      <w:pPr>
+        <w:tabs>
+          <w:tab w:val="num" w:pos="3600"/>
+        </w:tabs>
+        <w:ind w:left="3600" w:hanging="360"/>
+      </w:pPr>
+    </w:lvl>
+    <w:lvl w:ilvl="5" w:tentative="1">
+      <w:start w:val="1"/>
+      <w:numFmt w:val="decimal"/>
+      <w:lvlText w:val="%6."/>
+      <w:lvlJc w:val="left"/>
+      <w:pPr>
+        <w:tabs>
+          <w:tab w:val="num" w:pos="4320"/>
+        </w:tabs>
+        <w:ind w:left="4320" w:hanging="360"/>
+      </w:pPr>
+    </w:lvl>
+    <w:lvl w:ilvl="6" w:tentative="1">
+      <w:start w:val="1"/>
+      <w:numFmt w:val="decimal"/>
+      <w:lvlText w:val="%7."/>
+      <w:lvlJc w:val="left"/>
+      <w:pPr>
+        <w:tabs>
+          <w:tab w:val="num" w:pos="5040"/>
+        </w:tabs>
+        <w:ind w:left="5040" w:hanging="360"/>
+      </w:pPr>
+    </w:lvl>
+    <w:lvl w:ilvl="7" w:tentative="1">
+      <w:start w:val="1"/>
+      <w:numFmt w:val="decimal"/>
+      <w:lvlText w:val="%8."/>
+      <w:lvlJc w:val="left"/>
+      <w:pPr>
+        <w:tabs>
+          <w:tab w:val="num" w:pos="5760"/>
+        </w:tabs>
+        <w:ind w:left="5760" w:hanging="360"/>
+      </w:pPr>
+    </w:lvl>
+    <w:lvl w:ilvl="8" w:tentative="1">
+      <w:start w:val="1"/>
+      <w:numFmt w:val="decimal"/>
+      <w:lvlText w:val="%9."/>
+      <w:lvlJc w:val="left"/>
+      <w:pPr>
+        <w:tabs>
+          <w:tab w:val="num" w:pos="6480"/>
+        </w:tabs>
+        <w:ind w:left="6480" w:hanging="360"/>
+      </w:pPr>
+    </w:lvl>
+  </w:abstractNum>
+  <w:abstractNum w:abstractNumId="2" w15:restartNumberingAfterBreak="0">
+    <w:nsid w:val="531A540F"/>
+    <w:multiLevelType w:val="multilevel"/>
+    <w:tmpl w:val="F6A250D8"/>
+    <w:lvl w:ilvl="0">
+      <w:start w:val="1"/>
+      <w:numFmt w:val="bullet"/>
+      <w:lvlText w:val=""/>
+      <w:lvlJc w:val="left"/>
+      <w:pPr>
+        <w:tabs>
+          <w:tab w:val="num" w:pos="720"/>
+        </w:tabs>
+        <w:ind w:left="720" w:hanging="360"/>
+      </w:pPr>
+      <w:rPr>
+        <w:rFonts w:ascii="Symbol" w:hAnsi="Symbol" w:hint="default"/>
+        <w:sz w:val="20"/>
+      </w:rPr>
+    </w:lvl>
+    <w:lvl w:ilvl="1" w:tentative="1">
+      <w:start w:val="1"/>
+      <w:numFmt w:val="bullet"/>
+      <w:lvlText w:val="o"/>
+      <w:lvlJc w:val="left"/>
+      <w:pPr>
+        <w:tabs>
+          <w:tab w:val="num" w:pos="1440"/>
+        </w:tabs>
+        <w:ind w:left="1440" w:hanging="360"/>
+      </w:pPr>
+      <w:rPr>
+        <w:rFonts w:ascii="Courier New" w:hAnsi="Courier New" w:hint="default"/>
+        <w:sz w:val="20"/>
+      </w:rPr>
+    </w:lvl>
+    <w:lvl w:ilvl="2" w:tentative="1">
+      <w:start w:val="1"/>
+      <w:numFmt w:val="bullet"/>
+      <w:lvlText w:val=""/>
+      <w:lvlJc w:val="left"/>
+      <w:pPr>
+        <w:tabs>
+          <w:tab w:val="num" w:pos="2160"/>
+        </w:tabs>
+        <w:ind w:left="2160" w:hanging="360"/>
+      </w:pPr>
+      <w:rPr>
+        <w:rFonts w:ascii="Wingdings" w:hAnsi="Wingdings" w:hint="default"/>
+        <w:sz w:val="20"/>
+      </w:rPr>
+    </w:lvl>
+    <w:lvl w:ilvl="3" w:tentative="1">
+      <w:start w:val="1"/>
+      <w:numFmt w:val="bullet"/>
+      <w:lvlText w:val=""/>
+      <w:lvlJc w:val="left"/>
+      <w:pPr>
+        <w:tabs>
+          <w:tab w:val="num" w:pos="2880"/>
+        </w:tabs>
+        <w:ind w:left="2880" w:hanging="360"/>
+      </w:pPr>
+      <w:rPr>
+        <w:rFonts w:ascii="Wingdings" w:hAnsi="Wingdings" w:hint="default"/>
+        <w:sz w:val="20"/>
+      </w:rPr>
+    </w:lvl>
+    <w:lvl w:ilvl="4" w:tentative="1">
+      <w:start w:val="1"/>
+      <w:numFmt w:val="bullet"/>
+      <w:lvlText w:val=""/>
+      <w:lvlJc w:val="left"/>
+      <w:pPr>
+        <w:tabs>
+          <w:tab w:val="num" w:pos="3600"/>
+        </w:tabs>
+        <w:ind w:left="3600" w:hanging="360"/>
+      </w:pPr>
+      <w:rPr>
+        <w:rFonts w:ascii="Wingdings" w:hAnsi="Wingdings" w:hint="default"/>
+        <w:sz w:val="20"/>
+      </w:rPr>
+    </w:lvl>
+    <w:lvl w:ilvl="5" w:tentative="1">
+      <w:start w:val="1"/>
+      <w:numFmt w:val="bullet"/>
+      <w:lvlText w:val=""/>
+      <w:lvlJc w:val="left"/>
+      <w:pPr>
+        <w:tabs>
+          <w:tab w:val="num" w:pos="4320"/>
+        </w:tabs>
+        <w:ind w:left="4320" w:hanging="360"/>
+      </w:pPr>
+      <w:rPr>
+        <w:rFonts w:ascii="Wingdings" w:hAnsi="Wingdings" w:hint="default"/>
+        <w:sz w:val="20"/>
+      </w:rPr>
+    </w:lvl>
+    <w:lvl w:ilvl="6" w:tentative="1">
+      <w:start w:val="1"/>
+      <w:numFmt w:val="bullet"/>
+      <w:lvlText w:val=""/>
+      <w:lvlJc w:val="left"/>
+      <w:pPr>
+        <w:tabs>
+          <w:tab w:val="num" w:pos="5040"/>
+        </w:tabs>
+        <w:ind w:left="5040" w:hanging="360"/>
+      </w:pPr>
+      <w:rPr>
+        <w:rFonts w:ascii="Wingdings" w:hAnsi="Wingdings" w:hint="default"/>
+        <w:sz w:val="20"/>
+      </w:rPr>
+    </w:lvl>
+    <w:lvl w:ilvl="7" w:tentative="1">
+      <w:start w:val="1"/>
+      <w:numFmt w:val="bullet"/>
+      <w:lvlText w:val=""/>
+      <w:lvlJc w:val="left"/>
+      <w:pPr>
+        <w:tabs>
+          <w:tab w:val="num" w:pos="5760"/>
+        </w:tabs>
+        <w:ind w:left="5760" w:hanging="360"/>
+      </w:pPr>
+      <w:rPr>
+        <w:rFonts w:ascii="Wingdings" w:hAnsi="Wingdings" w:hint="default"/>
+        <w:sz w:val="20"/>
+      </w:rPr>
+    </w:lvl>
+    <w:lvl w:ilvl="8" w:tentative="1">
+      <w:start w:val="1"/>
+      <w:numFmt w:val="bullet"/>
+      <w:lvlText w:val=""/>
+      <w:lvlJc w:val="left"/>
+      <w:pPr>
+        <w:tabs>
+          <w:tab w:val="num" w:pos="6480"/>
+        </w:tabs>
+        <w:ind w:left="6480" w:hanging="360"/>
+      </w:pPr>
+      <w:rPr>
+        <w:rFonts w:ascii="Wingdings" w:hAnsi="Wingdings" w:hint="default"/>
+        <w:sz w:val="20"/>
+      </w:rPr>
+    </w:lvl>
+  </w:abstractNum>
+  <w:abstractNum w:abstractNumId="3" w15:restartNumberingAfterBreak="0">
     <w:nsid w:val="5AE5509C"/>
     <w:multiLevelType w:val="hybridMultilevel"/>
     <w:tmpl w:val="C53295D8"/>
@@ -345,6 +2164,15 @@
     </w:lvl>
   </w:abstractNum>
   <w:num w:numId="1" w16cid:durableId="990518238">
+    <w:abstractNumId w:val="3"/>
+  </w:num>
+  <w:num w:numId="2" w16cid:durableId="1891066297">
+    <w:abstractNumId w:val="2"/>
+  </w:num>
+  <w:num w:numId="3" w16cid:durableId="1018190859">
+    <w:abstractNumId w:val="1"/>
+  </w:num>
+  <w:num w:numId="4" w16cid:durableId="1244725609">
     <w:abstractNumId w:val="0"/>
   </w:num>
 </w:numbering>
@@ -751,11 +2579,11 @@
     <w:name w:val="Normal"/>
     <w:qFormat/>
   </w:style>
-  <w:style w:type="paragraph" w:styleId="Ttulo1">
+  <w:style w:type="paragraph" w:styleId="Heading1">
     <w:name w:val="heading 1"/>
     <w:basedOn w:val="Normal"/>
     <w:next w:val="Normal"/>
-    <w:link w:val="Ttulo1Car"/>
+    <w:link w:val="Heading1Char"/>
     <w:uiPriority w:val="9"/>
     <w:qFormat/>
     <w:rsid w:val="009F6DA1"/>
@@ -772,11 +2600,11 @@
       <w:szCs w:val="40"/>
     </w:rPr>
   </w:style>
-  <w:style w:type="paragraph" w:styleId="Ttulo2">
+  <w:style w:type="paragraph" w:styleId="Heading2">
     <w:name w:val="heading 2"/>
     <w:basedOn w:val="Normal"/>
     <w:next w:val="Normal"/>
-    <w:link w:val="Ttulo2Car"/>
+    <w:link w:val="Heading2Char"/>
     <w:uiPriority w:val="9"/>
     <w:semiHidden/>
     <w:unhideWhenUsed/>
@@ -795,11 +2623,11 @@
       <w:szCs w:val="32"/>
     </w:rPr>
   </w:style>
-  <w:style w:type="paragraph" w:styleId="Ttulo3">
+  <w:style w:type="paragraph" w:styleId="Heading3">
     <w:name w:val="heading 3"/>
     <w:basedOn w:val="Normal"/>
     <w:next w:val="Normal"/>
-    <w:link w:val="Ttulo3Car"/>
+    <w:link w:val="Heading3Char"/>
     <w:uiPriority w:val="9"/>
     <w:semiHidden/>
     <w:unhideWhenUsed/>
@@ -818,11 +2646,11 @@
       <w:szCs w:val="28"/>
     </w:rPr>
   </w:style>
-  <w:style w:type="paragraph" w:styleId="Ttulo4">
+  <w:style w:type="paragraph" w:styleId="Heading4">
     <w:name w:val="heading 4"/>
     <w:basedOn w:val="Normal"/>
     <w:next w:val="Normal"/>
-    <w:link w:val="Ttulo4Car"/>
+    <w:link w:val="Heading4Char"/>
     <w:uiPriority w:val="9"/>
     <w:semiHidden/>
     <w:unhideWhenUsed/>
@@ -841,11 +2669,11 @@
       <w:color w:val="0F4761" w:themeColor="accent1" w:themeShade="BF"/>
     </w:rPr>
   </w:style>
-  <w:style w:type="paragraph" w:styleId="Ttulo5">
+  <w:style w:type="paragraph" w:styleId="Heading5">
     <w:name w:val="heading 5"/>
     <w:basedOn w:val="Normal"/>
     <w:next w:val="Normal"/>
-    <w:link w:val="Ttulo5Car"/>
+    <w:link w:val="Heading5Char"/>
     <w:uiPriority w:val="9"/>
     <w:semiHidden/>
     <w:unhideWhenUsed/>
@@ -862,11 +2690,11 @@
       <w:color w:val="0F4761" w:themeColor="accent1" w:themeShade="BF"/>
     </w:rPr>
   </w:style>
-  <w:style w:type="paragraph" w:styleId="Ttulo6">
+  <w:style w:type="paragraph" w:styleId="Heading6">
     <w:name w:val="heading 6"/>
     <w:basedOn w:val="Normal"/>
     <w:next w:val="Normal"/>
-    <w:link w:val="Ttulo6Car"/>
+    <w:link w:val="Heading6Char"/>
     <w:uiPriority w:val="9"/>
     <w:semiHidden/>
     <w:unhideWhenUsed/>
@@ -885,11 +2713,11 @@
       <w:color w:val="595959" w:themeColor="text1" w:themeTint="A6"/>
     </w:rPr>
   </w:style>
-  <w:style w:type="paragraph" w:styleId="Ttulo7">
+  <w:style w:type="paragraph" w:styleId="Heading7">
     <w:name w:val="heading 7"/>
     <w:basedOn w:val="Normal"/>
     <w:next w:val="Normal"/>
-    <w:link w:val="Ttulo7Car"/>
+    <w:link w:val="Heading7Char"/>
     <w:uiPriority w:val="9"/>
     <w:semiHidden/>
     <w:unhideWhenUsed/>
@@ -906,11 +2734,11 @@
       <w:color w:val="595959" w:themeColor="text1" w:themeTint="A6"/>
     </w:rPr>
   </w:style>
-  <w:style w:type="paragraph" w:styleId="Ttulo8">
+  <w:style w:type="paragraph" w:styleId="Heading8">
     <w:name w:val="heading 8"/>
     <w:basedOn w:val="Normal"/>
     <w:next w:val="Normal"/>
-    <w:link w:val="Ttulo8Car"/>
+    <w:link w:val="Heading8Char"/>
     <w:uiPriority w:val="9"/>
     <w:semiHidden/>
     <w:unhideWhenUsed/>
@@ -929,11 +2757,11 @@
       <w:color w:val="272727" w:themeColor="text1" w:themeTint="D8"/>
     </w:rPr>
   </w:style>
-  <w:style w:type="paragraph" w:styleId="Ttulo9">
+  <w:style w:type="paragraph" w:styleId="Heading9">
     <w:name w:val="heading 9"/>
     <w:basedOn w:val="Normal"/>
     <w:next w:val="Normal"/>
-    <w:link w:val="Ttulo9Car"/>
+    <w:link w:val="Heading9Char"/>
     <w:uiPriority w:val="9"/>
     <w:semiHidden/>
     <w:unhideWhenUsed/>
@@ -950,13 +2778,12 @@
       <w:color w:val="272727" w:themeColor="text1" w:themeTint="D8"/>
     </w:rPr>
   </w:style>
-  <w:style w:type="character" w:default="1" w:styleId="Fuentedeprrafopredeter">
+  <w:style w:type="character" w:default="1" w:styleId="DefaultParagraphFont">
     <w:name w:val="Default Paragraph Font"/>
     <w:uiPriority w:val="1"/>
-    <w:semiHidden/>
     <w:unhideWhenUsed/>
   </w:style>
-  <w:style w:type="table" w:default="1" w:styleId="Tablanormal">
+  <w:style w:type="table" w:default="1" w:styleId="TableNormal">
     <w:name w:val="Normal Table"/>
     <w:uiPriority w:val="99"/>
     <w:semiHidden/>
@@ -971,16 +2798,16 @@
       </w:tblCellMar>
     </w:tblPr>
   </w:style>
-  <w:style w:type="numbering" w:default="1" w:styleId="Sinlista">
+  <w:style w:type="numbering" w:default="1" w:styleId="NoList">
     <w:name w:val="No List"/>
     <w:uiPriority w:val="99"/>
     <w:semiHidden/>
     <w:unhideWhenUsed/>
   </w:style>
-  <w:style w:type="character" w:customStyle="1" w:styleId="Ttulo1Car">
-    <w:name w:val="Título 1 Car"/>
-    <w:basedOn w:val="Fuentedeprrafopredeter"/>
-    <w:link w:val="Ttulo1"/>
+  <w:style w:type="character" w:customStyle="1" w:styleId="Heading1Char">
+    <w:name w:val="Heading 1 Char"/>
+    <w:basedOn w:val="DefaultParagraphFont"/>
+    <w:link w:val="Heading1"/>
     <w:uiPriority w:val="9"/>
     <w:rsid w:val="009F6DA1"/>
     <w:rPr>
@@ -990,10 +2817,10 @@
       <w:szCs w:val="40"/>
     </w:rPr>
   </w:style>
-  <w:style w:type="character" w:customStyle="1" w:styleId="Ttulo2Car">
-    <w:name w:val="Título 2 Car"/>
-    <w:basedOn w:val="Fuentedeprrafopredeter"/>
-    <w:link w:val="Ttulo2"/>
+  <w:style w:type="character" w:customStyle="1" w:styleId="Heading2Char">
+    <w:name w:val="Heading 2 Char"/>
+    <w:basedOn w:val="DefaultParagraphFont"/>
+    <w:link w:val="Heading2"/>
     <w:uiPriority w:val="9"/>
     <w:semiHidden/>
     <w:rsid w:val="009F6DA1"/>
@@ -1004,10 +2831,10 @@
       <w:szCs w:val="32"/>
     </w:rPr>
   </w:style>
-  <w:style w:type="character" w:customStyle="1" w:styleId="Ttulo3Car">
-    <w:name w:val="Título 3 Car"/>
-    <w:basedOn w:val="Fuentedeprrafopredeter"/>
-    <w:link w:val="Ttulo3"/>
+  <w:style w:type="character" w:customStyle="1" w:styleId="Heading3Char">
+    <w:name w:val="Heading 3 Char"/>
+    <w:basedOn w:val="DefaultParagraphFont"/>
+    <w:link w:val="Heading3"/>
     <w:uiPriority w:val="9"/>
     <w:semiHidden/>
     <w:rsid w:val="009F6DA1"/>
@@ -1018,10 +2845,10 @@
       <w:szCs w:val="28"/>
     </w:rPr>
   </w:style>
-  <w:style w:type="character" w:customStyle="1" w:styleId="Ttulo4Car">
-    <w:name w:val="Título 4 Car"/>
-    <w:basedOn w:val="Fuentedeprrafopredeter"/>
-    <w:link w:val="Ttulo4"/>
+  <w:style w:type="character" w:customStyle="1" w:styleId="Heading4Char">
+    <w:name w:val="Heading 4 Char"/>
+    <w:basedOn w:val="DefaultParagraphFont"/>
+    <w:link w:val="Heading4"/>
     <w:uiPriority w:val="9"/>
     <w:semiHidden/>
     <w:rsid w:val="009F6DA1"/>
@@ -1032,10 +2859,10 @@
       <w:color w:val="0F4761" w:themeColor="accent1" w:themeShade="BF"/>
     </w:rPr>
   </w:style>
-  <w:style w:type="character" w:customStyle="1" w:styleId="Ttulo5Car">
-    <w:name w:val="Título 5 Car"/>
-    <w:basedOn w:val="Fuentedeprrafopredeter"/>
-    <w:link w:val="Ttulo5"/>
+  <w:style w:type="character" w:customStyle="1" w:styleId="Heading5Char">
+    <w:name w:val="Heading 5 Char"/>
+    <w:basedOn w:val="DefaultParagraphFont"/>
+    <w:link w:val="Heading5"/>
     <w:uiPriority w:val="9"/>
     <w:semiHidden/>
     <w:rsid w:val="009F6DA1"/>
@@ -1044,10 +2871,10 @@
       <w:color w:val="0F4761" w:themeColor="accent1" w:themeShade="BF"/>
     </w:rPr>
   </w:style>
-  <w:style w:type="character" w:customStyle="1" w:styleId="Ttulo6Car">
-    <w:name w:val="Título 6 Car"/>
-    <w:basedOn w:val="Fuentedeprrafopredeter"/>
-    <w:link w:val="Ttulo6"/>
+  <w:style w:type="character" w:customStyle="1" w:styleId="Heading6Char">
+    <w:name w:val="Heading 6 Char"/>
+    <w:basedOn w:val="DefaultParagraphFont"/>
+    <w:link w:val="Heading6"/>
     <w:uiPriority w:val="9"/>
     <w:semiHidden/>
     <w:rsid w:val="009F6DA1"/>
@@ -1058,10 +2885,10 @@
       <w:color w:val="595959" w:themeColor="text1" w:themeTint="A6"/>
     </w:rPr>
   </w:style>
-  <w:style w:type="character" w:customStyle="1" w:styleId="Ttulo7Car">
-    <w:name w:val="Título 7 Car"/>
-    <w:basedOn w:val="Fuentedeprrafopredeter"/>
-    <w:link w:val="Ttulo7"/>
+  <w:style w:type="character" w:customStyle="1" w:styleId="Heading7Char">
+    <w:name w:val="Heading 7 Char"/>
+    <w:basedOn w:val="DefaultParagraphFont"/>
+    <w:link w:val="Heading7"/>
     <w:uiPriority w:val="9"/>
     <w:semiHidden/>
     <w:rsid w:val="009F6DA1"/>
@@ -1070,10 +2897,10 @@
       <w:color w:val="595959" w:themeColor="text1" w:themeTint="A6"/>
     </w:rPr>
   </w:style>
-  <w:style w:type="character" w:customStyle="1" w:styleId="Ttulo8Car">
-    <w:name w:val="Título 8 Car"/>
-    <w:basedOn w:val="Fuentedeprrafopredeter"/>
-    <w:link w:val="Ttulo8"/>
+  <w:style w:type="character" w:customStyle="1" w:styleId="Heading8Char">
+    <w:name w:val="Heading 8 Char"/>
+    <w:basedOn w:val="DefaultParagraphFont"/>
+    <w:link w:val="Heading8"/>
     <w:uiPriority w:val="9"/>
     <w:semiHidden/>
     <w:rsid w:val="009F6DA1"/>
@@ -1084,10 +2911,10 @@
       <w:color w:val="272727" w:themeColor="text1" w:themeTint="D8"/>
     </w:rPr>
   </w:style>
-  <w:style w:type="character" w:customStyle="1" w:styleId="Ttulo9Car">
-    <w:name w:val="Título 9 Car"/>
-    <w:basedOn w:val="Fuentedeprrafopredeter"/>
-    <w:link w:val="Ttulo9"/>
+  <w:style w:type="character" w:customStyle="1" w:styleId="Heading9Char">
+    <w:name w:val="Heading 9 Char"/>
+    <w:basedOn w:val="DefaultParagraphFont"/>
+    <w:link w:val="Heading9"/>
     <w:uiPriority w:val="9"/>
     <w:semiHidden/>
     <w:rsid w:val="009F6DA1"/>
@@ -1096,11 +2923,11 @@
       <w:color w:val="272727" w:themeColor="text1" w:themeTint="D8"/>
     </w:rPr>
   </w:style>
-  <w:style w:type="paragraph" w:styleId="Ttulo">
+  <w:style w:type="paragraph" w:styleId="Title">
     <w:name w:val="Title"/>
     <w:basedOn w:val="Normal"/>
     <w:next w:val="Normal"/>
-    <w:link w:val="TtuloCar"/>
+    <w:link w:val="TitleChar"/>
     <w:uiPriority w:val="10"/>
     <w:qFormat/>
     <w:rsid w:val="009F6DA1"/>
@@ -1116,10 +2943,10 @@
       <w:szCs w:val="56"/>
     </w:rPr>
   </w:style>
-  <w:style w:type="character" w:customStyle="1" w:styleId="TtuloCar">
-    <w:name w:val="Título Car"/>
-    <w:basedOn w:val="Fuentedeprrafopredeter"/>
-    <w:link w:val="Ttulo"/>
+  <w:style w:type="character" w:customStyle="1" w:styleId="TitleChar">
+    <w:name w:val="Title Char"/>
+    <w:basedOn w:val="DefaultParagraphFont"/>
+    <w:link w:val="Title"/>
     <w:uiPriority w:val="10"/>
     <w:rsid w:val="009F6DA1"/>
     <w:rPr>
@@ -1130,11 +2957,11 @@
       <w:szCs w:val="56"/>
     </w:rPr>
   </w:style>
-  <w:style w:type="paragraph" w:styleId="Subttulo">
+  <w:style w:type="paragraph" w:styleId="Subtitle">
     <w:name w:val="Subtitle"/>
     <w:basedOn w:val="Normal"/>
     <w:next w:val="Normal"/>
-    <w:link w:val="SubttuloCar"/>
+    <w:link w:val="SubtitleChar"/>
     <w:uiPriority w:val="11"/>
     <w:qFormat/>
     <w:rsid w:val="009F6DA1"/>
@@ -1151,10 +2978,10 @@
       <w:szCs w:val="28"/>
     </w:rPr>
   </w:style>
-  <w:style w:type="character" w:customStyle="1" w:styleId="SubttuloCar">
-    <w:name w:val="Subtítulo Car"/>
-    <w:basedOn w:val="Fuentedeprrafopredeter"/>
-    <w:link w:val="Subttulo"/>
+  <w:style w:type="character" w:customStyle="1" w:styleId="SubtitleChar">
+    <w:name w:val="Subtitle Char"/>
+    <w:basedOn w:val="DefaultParagraphFont"/>
+    <w:link w:val="Subtitle"/>
     <w:uiPriority w:val="11"/>
     <w:rsid w:val="009F6DA1"/>
     <w:rPr>
@@ -1165,11 +2992,11 @@
       <w:szCs w:val="28"/>
     </w:rPr>
   </w:style>
-  <w:style w:type="paragraph" w:styleId="Cita">
+  <w:style w:type="paragraph" w:styleId="Quote">
     <w:name w:val="Quote"/>
     <w:basedOn w:val="Normal"/>
     <w:next w:val="Normal"/>
-    <w:link w:val="CitaCar"/>
+    <w:link w:val="QuoteChar"/>
     <w:uiPriority w:val="29"/>
     <w:qFormat/>
     <w:rsid w:val="009F6DA1"/>
@@ -1183,10 +3010,10 @@
       <w:color w:val="404040" w:themeColor="text1" w:themeTint="BF"/>
     </w:rPr>
   </w:style>
-  <w:style w:type="character" w:customStyle="1" w:styleId="CitaCar">
-    <w:name w:val="Cita Car"/>
-    <w:basedOn w:val="Fuentedeprrafopredeter"/>
-    <w:link w:val="Cita"/>
+  <w:style w:type="character" w:customStyle="1" w:styleId="QuoteChar">
+    <w:name w:val="Quote Char"/>
+    <w:basedOn w:val="DefaultParagraphFont"/>
+    <w:link w:val="Quote"/>
     <w:uiPriority w:val="29"/>
     <w:rsid w:val="009F6DA1"/>
     <w:rPr>
@@ -1195,7 +3022,7 @@
       <w:color w:val="404040" w:themeColor="text1" w:themeTint="BF"/>
     </w:rPr>
   </w:style>
-  <w:style w:type="paragraph" w:styleId="Prrafodelista">
+  <w:style w:type="paragraph" w:styleId="ListParagraph">
     <w:name w:val="List Paragraph"/>
     <w:basedOn w:val="Normal"/>
     <w:uiPriority w:val="34"/>
@@ -1206,9 +3033,9 @@
       <w:contextualSpacing/>
     </w:pPr>
   </w:style>
-  <w:style w:type="character" w:styleId="nfasisintenso">
+  <w:style w:type="character" w:styleId="IntenseEmphasis">
     <w:name w:val="Intense Emphasis"/>
-    <w:basedOn w:val="Fuentedeprrafopredeter"/>
+    <w:basedOn w:val="DefaultParagraphFont"/>
     <w:uiPriority w:val="21"/>
     <w:qFormat/>
     <w:rsid w:val="009F6DA1"/>
@@ -1218,11 +3045,11 @@
       <w:color w:val="0F4761" w:themeColor="accent1" w:themeShade="BF"/>
     </w:rPr>
   </w:style>
-  <w:style w:type="paragraph" w:styleId="Citadestacada">
+  <w:style w:type="paragraph" w:styleId="IntenseQuote">
     <w:name w:val="Intense Quote"/>
     <w:basedOn w:val="Normal"/>
     <w:next w:val="Normal"/>
-    <w:link w:val="CitadestacadaCar"/>
+    <w:link w:val="IntenseQuoteChar"/>
     <w:uiPriority w:val="30"/>
     <w:qFormat/>
     <w:rsid w:val="009F6DA1"/>
@@ -1241,10 +3068,10 @@
       <w:color w:val="0F4761" w:themeColor="accent1" w:themeShade="BF"/>
     </w:rPr>
   </w:style>
-  <w:style w:type="character" w:customStyle="1" w:styleId="CitadestacadaCar">
-    <w:name w:val="Cita destacada Car"/>
-    <w:basedOn w:val="Fuentedeprrafopredeter"/>
-    <w:link w:val="Citadestacada"/>
+  <w:style w:type="character" w:customStyle="1" w:styleId="IntenseQuoteChar">
+    <w:name w:val="Intense Quote Char"/>
+    <w:basedOn w:val="DefaultParagraphFont"/>
+    <w:link w:val="IntenseQuote"/>
     <w:uiPriority w:val="30"/>
     <w:rsid w:val="009F6DA1"/>
     <w:rPr>
@@ -1253,9 +3080,9 @@
       <w:color w:val="0F4761" w:themeColor="accent1" w:themeShade="BF"/>
     </w:rPr>
   </w:style>
-  <w:style w:type="character" w:styleId="Referenciaintensa">
+  <w:style w:type="character" w:styleId="IntenseReference">
     <w:name w:val="Intense Reference"/>
-    <w:basedOn w:val="Fuentedeprrafopredeter"/>
+    <w:basedOn w:val="DefaultParagraphFont"/>
     <w:uiPriority w:val="32"/>
     <w:qFormat/>
     <w:rsid w:val="009F6DA1"/>

--- a/Reporte.docx
+++ b/Reporte.docx
@@ -329,14 +329,7 @@
           <w:b/>
           <w:bCs/>
         </w:rPr>
-        <w:t>implementación</w:t>
-      </w:r>
-      <w:r>
-        <w:rPr>
-          <w:b/>
-          <w:bCs/>
-        </w:rPr>
-        <w:t xml:space="preserve"> del </w:t>
+        <w:t xml:space="preserve">implementación del </w:t>
       </w:r>
       <w:proofErr w:type="spellStart"/>
       <w:r>
@@ -501,6 +494,9 @@
         <w:ind w:left="720"/>
       </w:pPr>
       <w:r>
+        <w:rPr>
+          <w:noProof/>
+        </w:rPr>
         <w:drawing>
           <wp:inline distT="0" distB="0" distL="0" distR="0" wp14:anchorId="66D7C140" wp14:editId="51A6DA15">
             <wp:extent cx="4134427" cy="1247949"/>
@@ -551,6 +547,9 @@
     </w:p>
     <w:p>
       <w:r>
+        <w:rPr>
+          <w:noProof/>
+        </w:rPr>
         <w:lastRenderedPageBreak/>
         <w:drawing>
           <wp:inline distT="0" distB="0" distL="0" distR="0" wp14:anchorId="2CD675AF" wp14:editId="1FEB9C3D">
@@ -1286,6 +1285,749 @@
     <w:p>
       <w:r>
         <w:drawing>
+          <wp:inline distT="0" distB="0" distL="0" distR="0" wp14:anchorId="550A43BB" wp14:editId="3D57CFEE">
+            <wp:extent cx="3200400" cy="2568223"/>
+            <wp:effectExtent l="0" t="0" r="0" b="3810"/>
+            <wp:docPr id="132915674" name="Picture 1" descr="A graph with different colored lines&#10;&#10;AI-generated content may be incorrect."/>
+            <wp:cNvGraphicFramePr>
+              <a:graphicFrameLocks xmlns:a="http://schemas.openxmlformats.org/drawingml/2006/main" noChangeAspect="1"/>
+            </wp:cNvGraphicFramePr>
+            <a:graphic xmlns:a="http://schemas.openxmlformats.org/drawingml/2006/main">
+              <a:graphicData uri="http://schemas.openxmlformats.org/drawingml/2006/picture">
+                <pic:pic xmlns:pic="http://schemas.openxmlformats.org/drawingml/2006/picture">
+                  <pic:nvPicPr>
+                    <pic:cNvPr id="132915674" name="Picture 1" descr="A graph with different colored lines&#10;&#10;AI-generated content may be incorrect."/>
+                    <pic:cNvPicPr/>
+                  </pic:nvPicPr>
+                  <pic:blipFill>
+                    <a:blip r:embed="rId8"/>
+                    <a:stretch>
+                      <a:fillRect/>
+                    </a:stretch>
+                  </pic:blipFill>
+                  <pic:spPr>
+                    <a:xfrm>
+                      <a:off x="0" y="0"/>
+                      <a:ext cx="3207795" cy="2574158"/>
+                    </a:xfrm>
+                    <a:prstGeom prst="rect">
+                      <a:avLst/>
+                    </a:prstGeom>
+                  </pic:spPr>
+                </pic:pic>
+              </a:graphicData>
+            </a:graphic>
+          </wp:inline>
+        </w:drawing>
+      </w:r>
+    </w:p>
+    <w:p>
+      <w:r>
+        <w:t>Esta gráfica compara el tiempo de ejecución de cinco algoritmos de ordenamiento (</w:t>
+      </w:r>
+      <w:proofErr w:type="spellStart"/>
+      <w:r>
+        <w:t>Insertion</w:t>
+      </w:r>
+      <w:proofErr w:type="spellEnd"/>
+      <w:r>
+        <w:t xml:space="preserve"> </w:t>
+      </w:r>
+      <w:proofErr w:type="spellStart"/>
+      <w:r>
+        <w:t>Sort</w:t>
+      </w:r>
+      <w:proofErr w:type="spellEnd"/>
+      <w:r>
+        <w:t>, </w:t>
+      </w:r>
+      <w:proofErr w:type="spellStart"/>
+      <w:r>
+        <w:t>Merge</w:t>
+      </w:r>
+      <w:proofErr w:type="spellEnd"/>
+      <w:r>
+        <w:t xml:space="preserve"> </w:t>
+      </w:r>
+      <w:proofErr w:type="spellStart"/>
+      <w:r>
+        <w:t>Sort</w:t>
+      </w:r>
+      <w:proofErr w:type="spellEnd"/>
+      <w:r>
+        <w:t xml:space="preserve">, Quick </w:t>
+      </w:r>
+      <w:proofErr w:type="spellStart"/>
+      <w:r>
+        <w:t>Sort</w:t>
+      </w:r>
+      <w:proofErr w:type="spellEnd"/>
+      <w:r>
+        <w:t>, </w:t>
+      </w:r>
+      <w:proofErr w:type="spellStart"/>
+      <w:r>
+        <w:t>Radix</w:t>
+      </w:r>
+      <w:proofErr w:type="spellEnd"/>
+      <w:r>
+        <w:t xml:space="preserve"> </w:t>
+      </w:r>
+      <w:proofErr w:type="spellStart"/>
+      <w:r>
+        <w:t>Sort</w:t>
+      </w:r>
+      <w:proofErr w:type="spellEnd"/>
+      <w:r>
+        <w:t> y </w:t>
+      </w:r>
+      <w:proofErr w:type="spellStart"/>
+      <w:r>
+        <w:t>Selection</w:t>
+      </w:r>
+      <w:proofErr w:type="spellEnd"/>
+      <w:r>
+        <w:t xml:space="preserve"> </w:t>
+      </w:r>
+      <w:proofErr w:type="spellStart"/>
+      <w:r>
+        <w:t>Sort</w:t>
+      </w:r>
+      <w:proofErr w:type="spellEnd"/>
+      <w:r>
+        <w:t>) para diferentes cantidades de elementos. Se observa que </w:t>
+      </w:r>
+      <w:proofErr w:type="spellStart"/>
+      <w:r>
+        <w:t>Radix</w:t>
+      </w:r>
+      <w:proofErr w:type="spellEnd"/>
+      <w:r>
+        <w:t xml:space="preserve"> </w:t>
+      </w:r>
+      <w:proofErr w:type="spellStart"/>
+      <w:r>
+        <w:t>Sort</w:t>
+      </w:r>
+      <w:proofErr w:type="spellEnd"/>
+      <w:r>
+        <w:t> es el más eficiente, mostrando un tiempo de ejecución significativamente menor que los demás. </w:t>
+      </w:r>
+      <w:proofErr w:type="spellStart"/>
+      <w:r>
+        <w:t>Merge</w:t>
+      </w:r>
+      <w:proofErr w:type="spellEnd"/>
+      <w:r>
+        <w:t xml:space="preserve"> </w:t>
+      </w:r>
+      <w:proofErr w:type="spellStart"/>
+      <w:r>
+        <w:t>Sort</w:t>
+      </w:r>
+      <w:proofErr w:type="spellEnd"/>
+      <w:r>
+        <w:t xml:space="preserve"> y Quick </w:t>
+      </w:r>
+      <w:proofErr w:type="spellStart"/>
+      <w:r>
+        <w:t>Sort</w:t>
+      </w:r>
+      <w:proofErr w:type="spellEnd"/>
+      <w:r>
+        <w:t> presentan un crecimiento más moderado que </w:t>
+      </w:r>
+      <w:proofErr w:type="spellStart"/>
+      <w:r>
+        <w:t>Insertion</w:t>
+      </w:r>
+      <w:proofErr w:type="spellEnd"/>
+      <w:r>
+        <w:t xml:space="preserve"> </w:t>
+      </w:r>
+      <w:proofErr w:type="spellStart"/>
+      <w:r>
+        <w:t>Sort</w:t>
+      </w:r>
+      <w:proofErr w:type="spellEnd"/>
+      <w:r>
+        <w:t> y </w:t>
+      </w:r>
+      <w:proofErr w:type="spellStart"/>
+      <w:r>
+        <w:t>Selection</w:t>
+      </w:r>
+      <w:proofErr w:type="spellEnd"/>
+      <w:r>
+        <w:t xml:space="preserve"> </w:t>
+      </w:r>
+      <w:proofErr w:type="spellStart"/>
+      <w:r>
+        <w:t>Sort</w:t>
+      </w:r>
+      <w:proofErr w:type="spellEnd"/>
+      <w:r>
+        <w:t>, los cuales muestran un crecimiento considerablemente más rápido a medida que aumenta el número de elementos. Esta gráfica proporciona una visión general de la eficiencia relativa de los algoritmos, pero no muestra la complejidad teórica de cada</w:t>
+      </w:r>
+      <w:r>
+        <w:t xml:space="preserve"> </w:t>
+      </w:r>
+    </w:p>
+    <w:p>
+      <w:r>
+        <w:t>uno.</w:t>
+      </w:r>
+    </w:p>
+    <w:p>
+      <w:r>
+        <w:drawing>
+          <wp:inline distT="0" distB="0" distL="0" distR="0" wp14:anchorId="4007193B" wp14:editId="5B220DA0">
+            <wp:extent cx="3347232" cy="2686050"/>
+            <wp:effectExtent l="0" t="0" r="5715" b="0"/>
+            <wp:docPr id="33159128" name="Picture 1" descr="A graph with a line&#10;&#10;AI-generated content may be incorrect."/>
+            <wp:cNvGraphicFramePr>
+              <a:graphicFrameLocks xmlns:a="http://schemas.openxmlformats.org/drawingml/2006/main" noChangeAspect="1"/>
+            </wp:cNvGraphicFramePr>
+            <a:graphic xmlns:a="http://schemas.openxmlformats.org/drawingml/2006/main">
+              <a:graphicData uri="http://schemas.openxmlformats.org/drawingml/2006/picture">
+                <pic:pic xmlns:pic="http://schemas.openxmlformats.org/drawingml/2006/picture">
+                  <pic:nvPicPr>
+                    <pic:cNvPr id="33159128" name="Picture 1" descr="A graph with a line&#10;&#10;AI-generated content may be incorrect."/>
+                    <pic:cNvPicPr/>
+                  </pic:nvPicPr>
+                  <pic:blipFill>
+                    <a:blip r:embed="rId9"/>
+                    <a:stretch>
+                      <a:fillRect/>
+                    </a:stretch>
+                  </pic:blipFill>
+                  <pic:spPr>
+                    <a:xfrm>
+                      <a:off x="0" y="0"/>
+                      <a:ext cx="3349152" cy="2687591"/>
+                    </a:xfrm>
+                    <a:prstGeom prst="rect">
+                      <a:avLst/>
+                    </a:prstGeom>
+                  </pic:spPr>
+                </pic:pic>
+              </a:graphicData>
+            </a:graphic>
+          </wp:inline>
+        </w:drawing>
+      </w:r>
+    </w:p>
+    <w:p>
+      <w:r>
+        <w:lastRenderedPageBreak/>
+        <w:t>Esta gráfica muestra el tiempo de ejecución de </w:t>
+      </w:r>
+      <w:proofErr w:type="spellStart"/>
+      <w:r>
+        <w:t>Insertion</w:t>
+      </w:r>
+      <w:proofErr w:type="spellEnd"/>
+      <w:r>
+        <w:t xml:space="preserve"> </w:t>
+      </w:r>
+      <w:proofErr w:type="spellStart"/>
+      <w:r>
+        <w:t>Sort</w:t>
+      </w:r>
+      <w:proofErr w:type="spellEnd"/>
+      <w:r>
+        <w:t> junto con su complejidad teórica O(n)</w:t>
+      </w:r>
+      <w:r>
+        <w:rPr>
+          <w:i/>
+          <w:iCs/>
+        </w:rPr>
+        <w:t>O</w:t>
+      </w:r>
+      <w:r>
+        <w:t>(</w:t>
+      </w:r>
+      <w:r>
+        <w:rPr>
+          <w:i/>
+          <w:iCs/>
+        </w:rPr>
+        <w:t>n</w:t>
+      </w:r>
+      <w:r>
+        <w:t>). Se observa una desviación significativa entre el tiempo de ejecución real y la complejidad teórica. El tiempo de ejecución real permanece casi constante hasta aproximadamente 1000 elementos, luego aumenta abruptamente y se estabiliza nuevamente. Esta discrepancia podría deberse a factores como la sobrecarga del sistema o la implementación específica del algoritmo. La gráfica sugiere que el comportamiento de </w:t>
+      </w:r>
+      <w:proofErr w:type="spellStart"/>
+      <w:r>
+        <w:t>Insertion</w:t>
+      </w:r>
+      <w:proofErr w:type="spellEnd"/>
+      <w:r>
+        <w:t xml:space="preserve"> </w:t>
+      </w:r>
+      <w:proofErr w:type="spellStart"/>
+      <w:r>
+        <w:t>Sort</w:t>
+      </w:r>
+      <w:proofErr w:type="spellEnd"/>
+      <w:r>
+        <w:t> no se ajusta perfectamente a su complejidad teórica O(n)</w:t>
+      </w:r>
+      <w:r>
+        <w:rPr>
+          <w:i/>
+          <w:iCs/>
+        </w:rPr>
+        <w:t>O</w:t>
+      </w:r>
+      <w:r>
+        <w:t>(</w:t>
+      </w:r>
+      <w:r>
+        <w:rPr>
+          <w:i/>
+          <w:iCs/>
+        </w:rPr>
+        <w:t>n</w:t>
+      </w:r>
+      <w:r>
+        <w:t>) en este rango de datos.</w:t>
+      </w:r>
+    </w:p>
+    <w:p>
+      <w:r>
+        <w:drawing>
+          <wp:inline distT="0" distB="0" distL="0" distR="0" wp14:anchorId="7E78C4BD" wp14:editId="1225C975">
+            <wp:extent cx="3641522" cy="2876550"/>
+            <wp:effectExtent l="0" t="0" r="0" b="0"/>
+            <wp:docPr id="1815052003" name="Picture 1" descr="A graph with a line and a blue line&#10;&#10;AI-generated content may be incorrect."/>
+            <wp:cNvGraphicFramePr>
+              <a:graphicFrameLocks xmlns:a="http://schemas.openxmlformats.org/drawingml/2006/main" noChangeAspect="1"/>
+            </wp:cNvGraphicFramePr>
+            <a:graphic xmlns:a="http://schemas.openxmlformats.org/drawingml/2006/main">
+              <a:graphicData uri="http://schemas.openxmlformats.org/drawingml/2006/picture">
+                <pic:pic xmlns:pic="http://schemas.openxmlformats.org/drawingml/2006/picture">
+                  <pic:nvPicPr>
+                    <pic:cNvPr id="1815052003" name="Picture 1" descr="A graph with a line and a blue line&#10;&#10;AI-generated content may be incorrect."/>
+                    <pic:cNvPicPr/>
+                  </pic:nvPicPr>
+                  <pic:blipFill>
+                    <a:blip r:embed="rId10"/>
+                    <a:stretch>
+                      <a:fillRect/>
+                    </a:stretch>
+                  </pic:blipFill>
+                  <pic:spPr>
+                    <a:xfrm>
+                      <a:off x="0" y="0"/>
+                      <a:ext cx="3648295" cy="2881900"/>
+                    </a:xfrm>
+                    <a:prstGeom prst="rect">
+                      <a:avLst/>
+                    </a:prstGeom>
+                  </pic:spPr>
+                </pic:pic>
+              </a:graphicData>
+            </a:graphic>
+          </wp:inline>
+        </w:drawing>
+      </w:r>
+    </w:p>
+    <w:p>
+      <w:r>
+        <w:t>La gráfica compara el tiempo de ejecución de </w:t>
+      </w:r>
+      <w:proofErr w:type="spellStart"/>
+      <w:r>
+        <w:t>Selection</w:t>
+      </w:r>
+      <w:proofErr w:type="spellEnd"/>
+      <w:r>
+        <w:t xml:space="preserve"> </w:t>
+      </w:r>
+      <w:proofErr w:type="spellStart"/>
+      <w:r>
+        <w:t>Sort</w:t>
+      </w:r>
+      <w:proofErr w:type="spellEnd"/>
+      <w:r>
+        <w:t> con su complejidad teórica O(n</w:t>
+      </w:r>
+      <w:proofErr w:type="gramStart"/>
+      <w:r>
+        <w:t>2)</w:t>
+      </w:r>
+      <w:r>
+        <w:rPr>
+          <w:i/>
+          <w:iCs/>
+        </w:rPr>
+        <w:t>O</w:t>
+      </w:r>
+      <w:proofErr w:type="gramEnd"/>
+      <w:r>
+        <w:t>(</w:t>
+      </w:r>
+      <w:r>
+        <w:rPr>
+          <w:i/>
+          <w:iCs/>
+        </w:rPr>
+        <w:t>n</w:t>
+      </w:r>
+      <w:r>
+        <w:t>2). Se observa que el tiempo de ejecución real sigue una curva similar a la complejidad teórica, indicando un crecimiento cuadrático. Aunque hay una pequeña diferencia entre ambas curvas, la tendencia general confirma el comportamiento cuadrático esperado de </w:t>
+      </w:r>
+      <w:proofErr w:type="spellStart"/>
+      <w:r>
+        <w:t>Selection</w:t>
+      </w:r>
+      <w:proofErr w:type="spellEnd"/>
+      <w:r>
+        <w:t xml:space="preserve"> </w:t>
+      </w:r>
+      <w:proofErr w:type="spellStart"/>
+      <w:r>
+        <w:t>Sort</w:t>
+      </w:r>
+      <w:proofErr w:type="spellEnd"/>
+      <w:r>
+        <w:t>.</w:t>
+      </w:r>
+    </w:p>
+    <w:p>
+      <w:r>
+        <w:lastRenderedPageBreak/>
+        <w:drawing>
+          <wp:inline distT="0" distB="0" distL="0" distR="0" wp14:anchorId="65EEE88A" wp14:editId="11ED27A0">
+            <wp:extent cx="3562929" cy="2733675"/>
+            <wp:effectExtent l="0" t="0" r="0" b="0"/>
+            <wp:docPr id="1983328716" name="Picture 1" descr="A graph with a line and a line&#10;&#10;AI-generated content may be incorrect."/>
+            <wp:cNvGraphicFramePr>
+              <a:graphicFrameLocks xmlns:a="http://schemas.openxmlformats.org/drawingml/2006/main" noChangeAspect="1"/>
+            </wp:cNvGraphicFramePr>
+            <a:graphic xmlns:a="http://schemas.openxmlformats.org/drawingml/2006/main">
+              <a:graphicData uri="http://schemas.openxmlformats.org/drawingml/2006/picture">
+                <pic:pic xmlns:pic="http://schemas.openxmlformats.org/drawingml/2006/picture">
+                  <pic:nvPicPr>
+                    <pic:cNvPr id="1983328716" name="Picture 1" descr="A graph with a line and a line&#10;&#10;AI-generated content may be incorrect."/>
+                    <pic:cNvPicPr/>
+                  </pic:nvPicPr>
+                  <pic:blipFill>
+                    <a:blip r:embed="rId11"/>
+                    <a:stretch>
+                      <a:fillRect/>
+                    </a:stretch>
+                  </pic:blipFill>
+                  <pic:spPr>
+                    <a:xfrm>
+                      <a:off x="0" y="0"/>
+                      <a:ext cx="3568384" cy="2737860"/>
+                    </a:xfrm>
+                    <a:prstGeom prst="rect">
+                      <a:avLst/>
+                    </a:prstGeom>
+                  </pic:spPr>
+                </pic:pic>
+              </a:graphicData>
+            </a:graphic>
+          </wp:inline>
+        </w:drawing>
+      </w:r>
+    </w:p>
+    <w:p>
+      <w:r>
+        <w:t xml:space="preserve">Esta gráfica muestra el tiempo de ejecución de Quick </w:t>
+      </w:r>
+      <w:proofErr w:type="spellStart"/>
+      <w:r>
+        <w:t>Sort</w:t>
+      </w:r>
+      <w:proofErr w:type="spellEnd"/>
+      <w:r>
+        <w:t> en comparación con su complejidad teórica en el peor caso, O(n</w:t>
+      </w:r>
+      <w:proofErr w:type="gramStart"/>
+      <w:r>
+        <w:t>2)</w:t>
+      </w:r>
+      <w:r>
+        <w:rPr>
+          <w:i/>
+          <w:iCs/>
+        </w:rPr>
+        <w:t>O</w:t>
+      </w:r>
+      <w:proofErr w:type="gramEnd"/>
+      <w:r>
+        <w:t>(</w:t>
+      </w:r>
+      <w:r>
+        <w:rPr>
+          <w:i/>
+          <w:iCs/>
+        </w:rPr>
+        <w:t>n</w:t>
+      </w:r>
+      <w:r>
+        <w:t>2). Se observa que el tiempo de ejecución real se aproxima a la complejidad teórica, especialmente para un mayor número de elementos. Esto sugiere que el algoritmo podría estar experimentando un caso cercano al peor escenario en esta ejecución, posiblemente debido a la selección de pivotes desfavorables.</w:t>
+      </w:r>
+    </w:p>
+    <w:p>
+      <w:r>
+        <w:drawing>
+          <wp:inline distT="0" distB="0" distL="0" distR="0" wp14:anchorId="3438E7A3" wp14:editId="4A587638">
+            <wp:extent cx="3374237" cy="2628900"/>
+            <wp:effectExtent l="0" t="0" r="0" b="0"/>
+            <wp:docPr id="343247209" name="Picture 1" descr="A graph with a line&#10;&#10;AI-generated content may be incorrect."/>
+            <wp:cNvGraphicFramePr>
+              <a:graphicFrameLocks xmlns:a="http://schemas.openxmlformats.org/drawingml/2006/main" noChangeAspect="1"/>
+            </wp:cNvGraphicFramePr>
+            <a:graphic xmlns:a="http://schemas.openxmlformats.org/drawingml/2006/main">
+              <a:graphicData uri="http://schemas.openxmlformats.org/drawingml/2006/picture">
+                <pic:pic xmlns:pic="http://schemas.openxmlformats.org/drawingml/2006/picture">
+                  <pic:nvPicPr>
+                    <pic:cNvPr id="343247209" name="Picture 1" descr="A graph with a line&#10;&#10;AI-generated content may be incorrect."/>
+                    <pic:cNvPicPr/>
+                  </pic:nvPicPr>
+                  <pic:blipFill>
+                    <a:blip r:embed="rId12"/>
+                    <a:stretch>
+                      <a:fillRect/>
+                    </a:stretch>
+                  </pic:blipFill>
+                  <pic:spPr>
+                    <a:xfrm>
+                      <a:off x="0" y="0"/>
+                      <a:ext cx="3379289" cy="2632836"/>
+                    </a:xfrm>
+                    <a:prstGeom prst="rect">
+                      <a:avLst/>
+                    </a:prstGeom>
+                  </pic:spPr>
+                </pic:pic>
+              </a:graphicData>
+            </a:graphic>
+          </wp:inline>
+        </w:drawing>
+      </w:r>
+    </w:p>
+    <w:p>
+      <w:r>
+        <w:t>La gráfica compara el tiempo de ejecución de </w:t>
+      </w:r>
+      <w:proofErr w:type="spellStart"/>
+      <w:r>
+        <w:t>Radix</w:t>
+      </w:r>
+      <w:proofErr w:type="spellEnd"/>
+      <w:r>
+        <w:t xml:space="preserve"> </w:t>
+      </w:r>
+      <w:proofErr w:type="spellStart"/>
+      <w:r>
+        <w:t>Sort</w:t>
+      </w:r>
+      <w:proofErr w:type="spellEnd"/>
+      <w:r>
+        <w:t> con su complejidad teórica O(n)</w:t>
+      </w:r>
+      <w:r>
+        <w:rPr>
+          <w:i/>
+          <w:iCs/>
+        </w:rPr>
+        <w:t>O</w:t>
+      </w:r>
+      <w:r>
+        <w:t>(</w:t>
+      </w:r>
+      <w:r>
+        <w:rPr>
+          <w:i/>
+          <w:iCs/>
+        </w:rPr>
+        <w:t>n</w:t>
+      </w:r>
+      <w:r>
+        <w:t>). Se observa una buena aproximación entre el tiempo de ejecución real y la complejidad teórica, mostrando un crecimiento lineal. A diferencia de otros algoritmos, </w:t>
+      </w:r>
+      <w:proofErr w:type="spellStart"/>
+      <w:r>
+        <w:t>Radix</w:t>
+      </w:r>
+      <w:proofErr w:type="spellEnd"/>
+      <w:r>
+        <w:t xml:space="preserve"> </w:t>
+      </w:r>
+      <w:proofErr w:type="spellStart"/>
+      <w:r>
+        <w:t>Sort</w:t>
+      </w:r>
+      <w:proofErr w:type="spellEnd"/>
+      <w:r>
+        <w:t> mantiene una eficiencia consistente a medida que aumenta el número de elementos, lo que confirma su complejidad lineal.</w:t>
+      </w:r>
+    </w:p>
+    <w:p>
+      <w:r>
+        <w:lastRenderedPageBreak/>
+        <w:drawing>
+          <wp:inline distT="0" distB="0" distL="0" distR="0" wp14:anchorId="129940AA" wp14:editId="2970F0D2">
+            <wp:extent cx="3436535" cy="2714625"/>
+            <wp:effectExtent l="0" t="0" r="0" b="0"/>
+            <wp:docPr id="499786252" name="Picture 1" descr="A graph with blue and orange lines&#10;&#10;AI-generated content may be incorrect."/>
+            <wp:cNvGraphicFramePr>
+              <a:graphicFrameLocks xmlns:a="http://schemas.openxmlformats.org/drawingml/2006/main" noChangeAspect="1"/>
+            </wp:cNvGraphicFramePr>
+            <a:graphic xmlns:a="http://schemas.openxmlformats.org/drawingml/2006/main">
+              <a:graphicData uri="http://schemas.openxmlformats.org/drawingml/2006/picture">
+                <pic:pic xmlns:pic="http://schemas.openxmlformats.org/drawingml/2006/picture">
+                  <pic:nvPicPr>
+                    <pic:cNvPr id="499786252" name="Picture 1" descr="A graph with blue and orange lines&#10;&#10;AI-generated content may be incorrect."/>
+                    <pic:cNvPicPr/>
+                  </pic:nvPicPr>
+                  <pic:blipFill>
+                    <a:blip r:embed="rId13"/>
+                    <a:stretch>
+                      <a:fillRect/>
+                    </a:stretch>
+                  </pic:blipFill>
+                  <pic:spPr>
+                    <a:xfrm>
+                      <a:off x="0" y="0"/>
+                      <a:ext cx="3445463" cy="2721678"/>
+                    </a:xfrm>
+                    <a:prstGeom prst="rect">
+                      <a:avLst/>
+                    </a:prstGeom>
+                  </pic:spPr>
+                </pic:pic>
+              </a:graphicData>
+            </a:graphic>
+          </wp:inline>
+        </w:drawing>
+      </w:r>
+    </w:p>
+    <w:p>
+      <w:r>
+        <w:t>Esta gráfica muestra el tiempo de ejecución de </w:t>
+      </w:r>
+      <w:proofErr w:type="spellStart"/>
+      <w:r>
+        <w:t>Merge</w:t>
+      </w:r>
+      <w:proofErr w:type="spellEnd"/>
+      <w:r>
+        <w:t xml:space="preserve"> </w:t>
+      </w:r>
+      <w:proofErr w:type="spellStart"/>
+      <w:r>
+        <w:t>Sort</w:t>
+      </w:r>
+      <w:proofErr w:type="spellEnd"/>
+      <w:r>
+        <w:t> junto con su complejidad teórica O(</w:t>
+      </w:r>
+      <w:proofErr w:type="spellStart"/>
+      <w:r>
+        <w:t>nlog</w:t>
+      </w:r>
+      <w:r>
+        <w:rPr>
+          <w:rFonts w:ascii="Cambria Math" w:hAnsi="Cambria Math" w:cs="Cambria Math"/>
+        </w:rPr>
+        <w:t>⁡</w:t>
+      </w:r>
+      <w:r>
+        <w:t>n</w:t>
+      </w:r>
+      <w:proofErr w:type="spellEnd"/>
+      <w:r>
+        <w:t>)</w:t>
+      </w:r>
+      <w:r>
+        <w:rPr>
+          <w:i/>
+          <w:iCs/>
+        </w:rPr>
+        <w:t>O</w:t>
+      </w:r>
+      <w:r>
+        <w:t>(</w:t>
+      </w:r>
+      <w:proofErr w:type="spellStart"/>
+      <w:r>
+        <w:rPr>
+          <w:i/>
+          <w:iCs/>
+        </w:rPr>
+        <w:t>n</w:t>
+      </w:r>
+      <w:r>
+        <w:t>log</w:t>
+      </w:r>
+      <w:r>
+        <w:rPr>
+          <w:i/>
+          <w:iCs/>
+        </w:rPr>
+        <w:t>n</w:t>
+      </w:r>
+      <w:proofErr w:type="spellEnd"/>
+      <w:r>
+        <w:t>). Se observa que el tiempo de ejecución real sigue una curva similar a la complejidad teórica, aunque con una ligera desviación. El crecimiento es menos pronunciado que el de los algoritmos con complejidad O(n</w:t>
+      </w:r>
+      <w:proofErr w:type="gramStart"/>
+      <w:r>
+        <w:t>2)</w:t>
+      </w:r>
+      <w:r>
+        <w:rPr>
+          <w:i/>
+          <w:iCs/>
+        </w:rPr>
+        <w:t>O</w:t>
+      </w:r>
+      <w:proofErr w:type="gramEnd"/>
+      <w:r>
+        <w:t>(</w:t>
+      </w:r>
+      <w:r>
+        <w:rPr>
+          <w:i/>
+          <w:iCs/>
+        </w:rPr>
+        <w:t>n</w:t>
+      </w:r>
+      <w:r>
+        <w:t>2), lo que confirma la eficiencia de </w:t>
+      </w:r>
+      <w:proofErr w:type="spellStart"/>
+      <w:r>
+        <w:t>Merge</w:t>
+      </w:r>
+      <w:proofErr w:type="spellEnd"/>
+      <w:r>
+        <w:t xml:space="preserve"> </w:t>
+      </w:r>
+      <w:proofErr w:type="spellStart"/>
+      <w:r>
+        <w:t>Sort</w:t>
+      </w:r>
+      <w:proofErr w:type="spellEnd"/>
+      <w:r>
+        <w:t> en comparación con algoritmos cuadráticos. La pequeña discrepancia entre la curva real y la teórica puede atribuirse a factores como la sobrecarga del sistema o detalles de la implementación.</w:t>
+      </w:r>
+    </w:p>
+    <w:p/>
+    <w:p>
+      <w:r>
+        <w:rPr>
+          <w:noProof/>
+        </w:rPr>
+        <w:drawing>
           <wp:inline distT="0" distB="0" distL="0" distR="0" wp14:anchorId="02AA9B9D" wp14:editId="540C8A9B">
             <wp:extent cx="3097970" cy="2486025"/>
             <wp:effectExtent l="0" t="0" r="7620" b="0"/>
@@ -1301,7 +2043,7 @@
                     <pic:cNvPicPr/>
                   </pic:nvPicPr>
                   <pic:blipFill>
-                    <a:blip r:embed="rId8"/>
+                    <a:blip r:embed="rId14"/>
                     <a:stretch>
                       <a:fillRect/>
                     </a:stretch>
@@ -1322,9 +2064,37 @@
         </w:drawing>
       </w:r>
     </w:p>
+    <w:p>
+      <w:r>
+        <w:t>La gráfica muestra el tiempo de ejecución de </w:t>
+      </w:r>
+      <w:proofErr w:type="spellStart"/>
+      <w:r>
+        <w:t>Insertion</w:t>
+      </w:r>
+      <w:proofErr w:type="spellEnd"/>
+      <w:r>
+        <w:t xml:space="preserve"> </w:t>
+      </w:r>
+      <w:proofErr w:type="spellStart"/>
+      <w:r>
+        <w:t>Sort</w:t>
+      </w:r>
+      <w:proofErr w:type="spellEnd"/>
+      <w:r>
+        <w:t xml:space="preserve"> contra la cantidad de elementos. Se observa un comportamiento no lineal, con un tiempo de ejecución casi constante hasta aproximadamente 1000 elementos, y luego un aumento. Esto </w:t>
+      </w:r>
+      <w:r>
+        <w:lastRenderedPageBreak/>
+        <w:t>difiere significativamente de la complejidad teórica O(n) representada por la línea punteada, que predice un crecimiento lineal. La discrepancia podría deberse a la sobrecarga de la máquina o a la implementación específica del algoritmo, que podría no ser óptima para todos los tamaños de entrada.</w:t>
+      </w:r>
+    </w:p>
     <w:p/>
     <w:p>
       <w:r>
+        <w:rPr>
+          <w:noProof/>
+        </w:rPr>
         <w:drawing>
           <wp:inline distT="0" distB="0" distL="0" distR="0" wp14:anchorId="24C5989A" wp14:editId="754106E5">
             <wp:extent cx="3057525" cy="2310960"/>
@@ -1341,7 +2111,7 @@
                     <pic:cNvPicPr/>
                   </pic:nvPicPr>
                   <pic:blipFill>
-                    <a:blip r:embed="rId9"/>
+                    <a:blip r:embed="rId15"/>
                     <a:stretch>
                       <a:fillRect/>
                     </a:stretch>
@@ -1364,7 +2134,47 @@
     </w:p>
     <w:p>
       <w:r>
-        <w:lastRenderedPageBreak/>
+        <w:t>Esta gráfica compara el tiempo de ejecución de </w:t>
+      </w:r>
+      <w:proofErr w:type="spellStart"/>
+      <w:r>
+        <w:t>Selection</w:t>
+      </w:r>
+      <w:proofErr w:type="spellEnd"/>
+      <w:r>
+        <w:t xml:space="preserve"> </w:t>
+      </w:r>
+      <w:proofErr w:type="spellStart"/>
+      <w:r>
+        <w:t>Sort</w:t>
+      </w:r>
+      <w:proofErr w:type="spellEnd"/>
+      <w:r>
+        <w:t> con su complejidad teórica O(n²). Se aprecia un crecimiento cuadrático del tiempo de ejecución, coincidiendo aproximadamente con la curva teórica. Esto confirma el comportamiento esperado de </w:t>
+      </w:r>
+      <w:proofErr w:type="spellStart"/>
+      <w:r>
+        <w:t>Selection</w:t>
+      </w:r>
+      <w:proofErr w:type="spellEnd"/>
+      <w:r>
+        <w:t xml:space="preserve"> </w:t>
+      </w:r>
+      <w:proofErr w:type="spellStart"/>
+      <w:r>
+        <w:t>Sort</w:t>
+      </w:r>
+      <w:proofErr w:type="spellEnd"/>
+      <w:r>
+        <w:t>, donde el tiempo de ejecución aumenta proporcionalmente al cuadrado del número de elementos.</w:t>
+      </w:r>
+    </w:p>
+    <w:p/>
+    <w:p>
+      <w:r>
+        <w:rPr>
+          <w:noProof/>
+        </w:rPr>
         <w:drawing>
           <wp:inline distT="0" distB="0" distL="0" distR="0" wp14:anchorId="4A448233" wp14:editId="215DD66A">
             <wp:extent cx="2895600" cy="2287323"/>
@@ -1381,7 +2191,7 @@
                     <pic:cNvPicPr/>
                   </pic:nvPicPr>
                   <pic:blipFill>
-                    <a:blip r:embed="rId10"/>
+                    <a:blip r:embed="rId16"/>
                     <a:stretch>
                       <a:fillRect/>
                     </a:stretch>
@@ -1402,9 +2212,45 @@
         </w:drawing>
       </w:r>
     </w:p>
+    <w:p>
+      <w:r>
+        <w:t xml:space="preserve">La gráfica muestra el tiempo de ejecución de Quick </w:t>
+      </w:r>
+      <w:proofErr w:type="spellStart"/>
+      <w:r>
+        <w:t>Sort</w:t>
+      </w:r>
+      <w:proofErr w:type="spellEnd"/>
+      <w:r>
+        <w:t xml:space="preserve"> frente a su complejidad teórica en el peor caso, O(n²). El tiempo de ejecución real se aproxima a la complejidad teórica, especialmente para un mayor número de elementos. Esto </w:t>
+      </w:r>
+      <w:r>
+        <w:lastRenderedPageBreak/>
+        <w:t xml:space="preserve">sugiere que el algoritmo podría estar experimentando casos cercanos al peor escenario en esta ejecución, posiblemente debido a una mala elección de pivotes. En un caso promedio, Quick </w:t>
+      </w:r>
+      <w:proofErr w:type="spellStart"/>
+      <w:r>
+        <w:t>Sort</w:t>
+      </w:r>
+      <w:proofErr w:type="spellEnd"/>
+      <w:r>
+        <w:t xml:space="preserve"> suele tener una complejidad de </w:t>
+      </w:r>
+      <w:proofErr w:type="gramStart"/>
+      <w:r>
+        <w:t>O(</w:t>
+      </w:r>
+      <w:proofErr w:type="gramEnd"/>
+      <w:r>
+        <w:t>n log n), pero esta gráfica indica un comportamiento cercano al peor caso.</w:t>
+      </w:r>
+    </w:p>
     <w:p/>
     <w:p>
       <w:r>
+        <w:rPr>
+          <w:noProof/>
+        </w:rPr>
         <w:drawing>
           <wp:inline distT="0" distB="0" distL="0" distR="0" wp14:anchorId="3F5D1B98" wp14:editId="46C92FFA">
             <wp:extent cx="2714625" cy="2229521"/>
@@ -1421,7 +2267,7 @@
                     <pic:cNvPicPr/>
                   </pic:nvPicPr>
                   <pic:blipFill>
-                    <a:blip r:embed="rId11"/>
+                    <a:blip r:embed="rId17"/>
                     <a:stretch>
                       <a:fillRect/>
                     </a:stretch>
@@ -1444,6 +2290,47 @@
     </w:p>
     <w:p>
       <w:r>
+        <w:t>La gráfica compara el tiempo de ejecución de </w:t>
+      </w:r>
+      <w:proofErr w:type="spellStart"/>
+      <w:r>
+        <w:t>Radix</w:t>
+      </w:r>
+      <w:proofErr w:type="spellEnd"/>
+      <w:r>
+        <w:t xml:space="preserve"> </w:t>
+      </w:r>
+      <w:proofErr w:type="spellStart"/>
+      <w:r>
+        <w:t>Sort</w:t>
+      </w:r>
+      <w:proofErr w:type="spellEnd"/>
+      <w:r>
+        <w:t> con su complejidad teórica O(n). Se observa una aproximación razonable entre el tiempo de ejecución real y la complejidad teórica, mostrando un crecimiento lineal. A diferencia de los algoritmos cuadráticos, </w:t>
+      </w:r>
+      <w:proofErr w:type="spellStart"/>
+      <w:r>
+        <w:t>Radix</w:t>
+      </w:r>
+      <w:proofErr w:type="spellEnd"/>
+      <w:r>
+        <w:t xml:space="preserve"> </w:t>
+      </w:r>
+      <w:proofErr w:type="spellStart"/>
+      <w:r>
+        <w:t>Sort</w:t>
+      </w:r>
+      <w:proofErr w:type="spellEnd"/>
+      <w:r>
+        <w:t> mantiene una eficiencia consistente a medida que aumenta el número de elementos, confirmando su complejidad lineal. Sin embargo, se observan algunas fluctuaciones en el tiempo de ejecución real.</w:t>
+      </w:r>
+    </w:p>
+    <w:p/>
+    <w:p>
+      <w:r>
+        <w:rPr>
+          <w:noProof/>
+        </w:rPr>
         <w:drawing>
           <wp:inline distT="0" distB="0" distL="0" distR="0" wp14:anchorId="3B9711EF" wp14:editId="12B25F36">
             <wp:extent cx="3267075" cy="2580762"/>
@@ -1460,7 +2347,7 @@
                     <pic:cNvPicPr/>
                   </pic:nvPicPr>
                   <pic:blipFill>
-                    <a:blip r:embed="rId12"/>
+                    <a:blip r:embed="rId18"/>
                     <a:stretch>
                       <a:fillRect/>
                     </a:stretch>
@@ -1484,6 +2371,54 @@
     <w:p>
       <w:r>
         <w:lastRenderedPageBreak/>
+        <w:t>La gráfica muestra el tiempo de ejecución de </w:t>
+      </w:r>
+      <w:proofErr w:type="spellStart"/>
+      <w:r>
+        <w:t>Merge</w:t>
+      </w:r>
+      <w:proofErr w:type="spellEnd"/>
+      <w:r>
+        <w:t xml:space="preserve"> </w:t>
+      </w:r>
+      <w:proofErr w:type="spellStart"/>
+      <w:r>
+        <w:t>Sort</w:t>
+      </w:r>
+      <w:proofErr w:type="spellEnd"/>
+      <w:r>
+        <w:t xml:space="preserve"> junto con su complejidad teórica </w:t>
+      </w:r>
+      <w:proofErr w:type="gramStart"/>
+      <w:r>
+        <w:t>O(</w:t>
+      </w:r>
+      <w:proofErr w:type="gramEnd"/>
+      <w:r>
+        <w:t>n log n). Se observa que el tiempo de ejecución real sigue una curva similar a la complejidad teórica, aunque con una ligera desviación. El crecimiento es menos pronunciado que el de los algoritmos con complejidad O(n²), lo que confirma la eficiencia de </w:t>
+      </w:r>
+      <w:proofErr w:type="spellStart"/>
+      <w:r>
+        <w:t>Merge</w:t>
+      </w:r>
+      <w:proofErr w:type="spellEnd"/>
+      <w:r>
+        <w:t xml:space="preserve"> </w:t>
+      </w:r>
+      <w:proofErr w:type="spellStart"/>
+      <w:r>
+        <w:t>Sort</w:t>
+      </w:r>
+      <w:proofErr w:type="spellEnd"/>
+      <w:r>
+        <w:t>. La pequeña discrepancia entre la curva real y la teórica puede atribuirse a factores como la sobrecarga del sistema o detalles de la implementación.</w:t>
+      </w:r>
+    </w:p>
+    <w:p>
+      <w:r>
+        <w:rPr>
+          <w:noProof/>
+        </w:rPr>
         <w:drawing>
           <wp:inline distT="0" distB="0" distL="0" distR="0" wp14:anchorId="7F049D49" wp14:editId="4E10D0D8">
             <wp:extent cx="3228535" cy="2590800"/>
@@ -1500,7 +2435,7 @@
                     <pic:cNvPicPr/>
                   </pic:nvPicPr>
                   <pic:blipFill>
-                    <a:blip r:embed="rId13"/>
+                    <a:blip r:embed="rId19"/>
                     <a:stretch>
                       <a:fillRect/>
                     </a:stretch>
@@ -1523,8 +2458,62 @@
     </w:p>
     <w:p>
       <w:r>
+        <w:t>Se observa que el tiempo de ejecución real (línea azul) sigue una tendencia similar a la complejidad teórica (línea naranja discontinua), mostrando un crecimiento que no es lineal, pero tampoco cuadrático. La curva del tiempo real se encuentra por encima de la curva teórica, lo que indica una discrepancia. Esta diferencia puede atribuirse a factores como la sobrecarga del sistema, la implementación específica del algoritmo o la influencia de factores constantes ocultos en la notación Big O. A pesar de la discrepancia, la gráfica confirma el comportamiento logarítmico-lineal característico de </w:t>
+      </w:r>
+      <w:proofErr w:type="spellStart"/>
+      <w:r>
+        <w:t>Merge</w:t>
+      </w:r>
+      <w:proofErr w:type="spellEnd"/>
+      <w:r>
+        <w:t xml:space="preserve"> </w:t>
+      </w:r>
+      <w:proofErr w:type="spellStart"/>
+      <w:r>
+        <w:t>Sort</w:t>
+      </w:r>
+      <w:proofErr w:type="spellEnd"/>
+      <w:r>
+        <w:t>, mostrando un crecimiento significativamente menor que los algoritmos con complejidad O(n</w:t>
+      </w:r>
+      <w:proofErr w:type="gramStart"/>
+      <w:r>
+        <w:t>2)</w:t>
+      </w:r>
+      <w:r>
+        <w:rPr>
+          <w:i/>
+          <w:iCs/>
+        </w:rPr>
+        <w:t>O</w:t>
+      </w:r>
+      <w:proofErr w:type="gramEnd"/>
+      <w:r>
+        <w:t>(</w:t>
+      </w:r>
+      <w:r>
+        <w:rPr>
+          <w:i/>
+          <w:iCs/>
+        </w:rPr>
+        <w:t>n</w:t>
+      </w:r>
+      <w:r>
+        <w:t>2).</w:t>
+      </w:r>
+    </w:p>
+    <w:p>
+      <w:r>
         <w:t>Esta gráfica permite visualizar la eficiencia de cada algoritmo a medida que aumenta el tamaño de los datos.</w:t>
       </w:r>
+    </w:p>
+    <w:p>
+      <w:pPr>
+        <w:rPr>
+          <w:b/>
+          <w:bCs/>
+        </w:rPr>
+      </w:pPr>
     </w:p>
     <w:p>
       <w:pPr>
@@ -1578,6 +2567,7 @@
     <w:p>
       <w:proofErr w:type="spellStart"/>
       <w:r>
+        <w:lastRenderedPageBreak/>
         <w:t>Merge</w:t>
       </w:r>
       <w:proofErr w:type="spellEnd"/>
